--- a/ПР_1.docx
+++ b/ПР_1.docx
@@ -4,7 +4,7 @@
   <w:body>
     <w:p>
       <w:pPr>
-        <w:spacing w:line="518.4000000000001" w:lineRule="auto"/>
+        <w:spacing w:after="0" w:before="0" w:line="360" w:lineRule="auto"/>
         <w:jc w:val="center"/>
         <w:rPr>
           <w:rFonts w:ascii="Times New Roman" w:cs="Times New Roman" w:eastAsia="Times New Roman" w:hAnsi="Times New Roman"/>
@@ -24,7 +24,7 @@
     </w:p>
     <w:p>
       <w:pPr>
-        <w:spacing w:line="518.4000000000001" w:lineRule="auto"/>
+        <w:spacing w:after="0" w:before="0" w:line="360" w:lineRule="auto"/>
         <w:jc w:val="center"/>
         <w:rPr>
           <w:rFonts w:ascii="Times New Roman" w:cs="Times New Roman" w:eastAsia="Times New Roman" w:hAnsi="Times New Roman"/>
@@ -44,7 +44,7 @@
     </w:p>
     <w:p>
       <w:pPr>
-        <w:spacing w:line="518.4000000000001" w:lineRule="auto"/>
+        <w:spacing w:after="0" w:before="0" w:line="360" w:lineRule="auto"/>
         <w:jc w:val="center"/>
         <w:rPr>
           <w:rFonts w:ascii="Times New Roman" w:cs="Times New Roman" w:eastAsia="Times New Roman" w:hAnsi="Times New Roman"/>
@@ -64,7 +64,7 @@
     </w:p>
     <w:p>
       <w:pPr>
-        <w:spacing w:line="518.4000000000001" w:lineRule="auto"/>
+        <w:spacing w:after="0" w:before="0" w:line="360" w:lineRule="auto"/>
         <w:jc w:val="center"/>
         <w:rPr>
           <w:rFonts w:ascii="Times New Roman" w:cs="Times New Roman" w:eastAsia="Times New Roman" w:hAnsi="Times New Roman"/>
@@ -112,6 +112,7 @@
     </w:p>
     <w:p>
       <w:pPr>
+        <w:spacing w:line="360" w:lineRule="auto"/>
         <w:rPr>
           <w:rFonts w:ascii="Times New Roman" w:cs="Times New Roman" w:eastAsia="Times New Roman" w:hAnsi="Times New Roman"/>
           <w:sz w:val="28"/>
@@ -126,6 +127,8 @@
     </w:p>
     <w:p>
       <w:pPr>
+        <w:spacing w:after="0" w:before="0" w:line="360" w:lineRule="auto"/>
+        <w:jc w:val="center"/>
         <w:rPr>
           <w:rFonts w:ascii="Times New Roman" w:cs="Times New Roman" w:eastAsia="Times New Roman" w:hAnsi="Times New Roman"/>
           <w:sz w:val="28"/>
@@ -134,26 +137,18 @@
       </w:pPr>
       <w:r>
         <w:rPr>
-          <w:rtl w:val="0"/>
-        </w:rPr>
-      </w:r>
-    </w:p>
-    <w:p>
-      <w:pPr>
-        <w:rPr>
           <w:rFonts w:ascii="Times New Roman" w:cs="Times New Roman" w:eastAsia="Times New Roman" w:hAnsi="Times New Roman"/>
           <w:sz w:val="28"/>
           <w:szCs w:val="28"/>
-        </w:rPr>
-      </w:pPr>
-      <w:r>
-        <w:rPr>
-          <w:rtl w:val="0"/>
-        </w:rPr>
-      </w:r>
-    </w:p>
-    <w:p>
-      <w:pPr>
+          <w:rtl w:val="0"/>
+        </w:rPr>
+        <w:t xml:space="preserve">Практична робота №1</w:t>
+      </w:r>
+    </w:p>
+    <w:p>
+      <w:pPr>
+        <w:spacing w:after="0" w:before="0" w:line="360" w:lineRule="auto"/>
+        <w:jc w:val="center"/>
         <w:rPr>
           <w:rFonts w:ascii="Times New Roman" w:cs="Times New Roman" w:eastAsia="Times New Roman" w:hAnsi="Times New Roman"/>
           <w:sz w:val="28"/>
@@ -162,26 +157,18 @@
       </w:pPr>
       <w:r>
         <w:rPr>
-          <w:rtl w:val="0"/>
-        </w:rPr>
-      </w:r>
-    </w:p>
-    <w:p>
-      <w:pPr>
-        <w:rPr>
           <w:rFonts w:ascii="Times New Roman" w:cs="Times New Roman" w:eastAsia="Times New Roman" w:hAnsi="Times New Roman"/>
           <w:sz w:val="28"/>
           <w:szCs w:val="28"/>
-        </w:rPr>
-      </w:pPr>
-      <w:r>
-        <w:rPr>
-          <w:rtl w:val="0"/>
-        </w:rPr>
-      </w:r>
-    </w:p>
-    <w:p>
-      <w:pPr>
+          <w:rtl w:val="0"/>
+        </w:rPr>
+        <w:t xml:space="preserve">З дисципліни “Конструювання ПЗ”</w:t>
+      </w:r>
+    </w:p>
+    <w:p>
+      <w:pPr>
+        <w:spacing w:after="0" w:before="0" w:line="360" w:lineRule="auto"/>
+        <w:jc w:val="center"/>
         <w:rPr>
           <w:rFonts w:ascii="Times New Roman" w:cs="Times New Roman" w:eastAsia="Times New Roman" w:hAnsi="Times New Roman"/>
           <w:sz w:val="28"/>
@@ -190,86 +177,111 @@
       </w:pPr>
       <w:r>
         <w:rPr>
-          <w:rtl w:val="0"/>
-        </w:rPr>
-      </w:r>
-    </w:p>
-    <w:p>
-      <w:pPr>
-        <w:spacing w:line="518.4000000000001" w:lineRule="auto"/>
-        <w:jc w:val="center"/>
-        <w:rPr>
           <w:rFonts w:ascii="Times New Roman" w:cs="Times New Roman" w:eastAsia="Times New Roman" w:hAnsi="Times New Roman"/>
           <w:sz w:val="28"/>
           <w:szCs w:val="28"/>
-        </w:rPr>
-      </w:pPr>
-      <w:r>
+          <w:rtl w:val="0"/>
+        </w:rPr>
+        <w:t xml:space="preserve">Тема: Патерн “Стратегія”</w:t>
+      </w:r>
+    </w:p>
+    <w:p>
+      <w:pPr>
+        <w:spacing w:line="360" w:lineRule="auto"/>
+        <w:rPr/>
+      </w:pPr>
+      <w:r>
+        <w:rPr>
+          <w:rtl w:val="0"/>
+        </w:rPr>
+      </w:r>
+    </w:p>
+    <w:p>
+      <w:pPr>
+        <w:spacing w:line="360" w:lineRule="auto"/>
+        <w:rPr/>
+      </w:pPr>
+      <w:r>
+        <w:rPr>
+          <w:rtl w:val="0"/>
+        </w:rPr>
+      </w:r>
+    </w:p>
+    <w:p>
+      <w:pPr>
+        <w:spacing w:after="200" w:line="360" w:lineRule="auto"/>
+        <w:rPr/>
+      </w:pPr>
+      <w:r>
+        <w:rPr>
+          <w:rtl w:val="0"/>
+        </w:rPr>
+      </w:r>
+    </w:p>
+    <w:p>
+      <w:pPr>
+        <w:spacing w:after="200" w:before="0" w:line="360" w:lineRule="auto"/>
+        <w:jc w:val="right"/>
         <w:rPr>
           <w:rFonts w:ascii="Times New Roman" w:cs="Times New Roman" w:eastAsia="Times New Roman" w:hAnsi="Times New Roman"/>
           <w:sz w:val="28"/>
           <w:szCs w:val="28"/>
-          <w:rtl w:val="0"/>
-        </w:rPr>
-        <w:t xml:space="preserve">Практична робота №1</w:t>
-      </w:r>
-    </w:p>
-    <w:p>
-      <w:pPr>
-        <w:spacing w:line="518.4000000000001" w:lineRule="auto"/>
-        <w:jc w:val="center"/>
+        </w:rPr>
+      </w:pPr>
+      <w:r>
         <w:rPr>
           <w:rFonts w:ascii="Times New Roman" w:cs="Times New Roman" w:eastAsia="Times New Roman" w:hAnsi="Times New Roman"/>
           <w:sz w:val="28"/>
           <w:szCs w:val="28"/>
-        </w:rPr>
-      </w:pPr>
-      <w:r>
+          <w:rtl w:val="0"/>
+        </w:rPr>
+        <w:t xml:space="preserve">Виконав:</w:t>
+      </w:r>
+    </w:p>
+    <w:p>
+      <w:pPr>
+        <w:spacing w:after="200" w:before="0" w:line="360" w:lineRule="auto"/>
+        <w:jc w:val="right"/>
         <w:rPr>
           <w:rFonts w:ascii="Times New Roman" w:cs="Times New Roman" w:eastAsia="Times New Roman" w:hAnsi="Times New Roman"/>
           <w:sz w:val="28"/>
           <w:szCs w:val="28"/>
-          <w:rtl w:val="0"/>
-        </w:rPr>
-        <w:t xml:space="preserve">З дисципліни “Конструювання ПЗ”</w:t>
-      </w:r>
-    </w:p>
-    <w:p>
-      <w:pPr>
-        <w:spacing w:line="518.4000000000001" w:lineRule="auto"/>
-        <w:jc w:val="center"/>
+        </w:rPr>
+      </w:pPr>
+      <w:r>
         <w:rPr>
           <w:rFonts w:ascii="Times New Roman" w:cs="Times New Roman" w:eastAsia="Times New Roman" w:hAnsi="Times New Roman"/>
           <w:sz w:val="28"/>
           <w:szCs w:val="28"/>
-        </w:rPr>
-      </w:pPr>
-      <w:r>
+          <w:rtl w:val="0"/>
+        </w:rPr>
+        <w:t xml:space="preserve">студент групи П-42</w:t>
+      </w:r>
+    </w:p>
+    <w:p>
+      <w:pPr>
+        <w:spacing w:after="200" w:before="0" w:line="360" w:lineRule="auto"/>
+        <w:jc w:val="right"/>
         <w:rPr>
           <w:rFonts w:ascii="Times New Roman" w:cs="Times New Roman" w:eastAsia="Times New Roman" w:hAnsi="Times New Roman"/>
           <w:sz w:val="28"/>
           <w:szCs w:val="28"/>
-          <w:rtl w:val="0"/>
-        </w:rPr>
-        <w:t xml:space="preserve">Тема: Патерн “Стратегія”</w:t>
-      </w:r>
-    </w:p>
-    <w:p>
-      <w:pPr>
+        </w:rPr>
+      </w:pPr>
+      <w:r>
         <w:rPr>
           <w:rFonts w:ascii="Times New Roman" w:cs="Times New Roman" w:eastAsia="Times New Roman" w:hAnsi="Times New Roman"/>
           <w:sz w:val="28"/>
           <w:szCs w:val="28"/>
-        </w:rPr>
-      </w:pPr>
-      <w:r>
-        <w:rPr>
-          <w:rtl w:val="0"/>
-        </w:rPr>
-      </w:r>
-    </w:p>
-    <w:p>
-      <w:pPr>
+          <w:rtl w:val="0"/>
+        </w:rPr>
+        <w:t xml:space="preserve">Григоришин Роман Ігорович</w:t>
+      </w:r>
+    </w:p>
+    <w:p>
+      <w:pPr>
+        <w:spacing w:after="200" w:before="0" w:line="360" w:lineRule="auto"/>
+        <w:jc w:val="right"/>
         <w:rPr>
           <w:rFonts w:ascii="Times New Roman" w:cs="Times New Roman" w:eastAsia="Times New Roman" w:hAnsi="Times New Roman"/>
           <w:sz w:val="28"/>
@@ -278,70 +290,74 @@
       </w:pPr>
       <w:r>
         <w:rPr>
-          <w:rtl w:val="0"/>
-        </w:rPr>
-      </w:r>
-    </w:p>
-    <w:p>
-      <w:pPr>
-        <w:rPr>
           <w:rFonts w:ascii="Times New Roman" w:cs="Times New Roman" w:eastAsia="Times New Roman" w:hAnsi="Times New Roman"/>
           <w:sz w:val="28"/>
           <w:szCs w:val="28"/>
-        </w:rPr>
-      </w:pPr>
-      <w:r>
-        <w:rPr>
-          <w:rtl w:val="0"/>
-        </w:rPr>
-      </w:r>
-    </w:p>
-    <w:p>
-      <w:pPr>
+          <w:rtl w:val="0"/>
+        </w:rPr>
+        <w:t xml:space="preserve">Викладач:</w:t>
+      </w:r>
+    </w:p>
+    <w:p>
+      <w:pPr>
+        <w:pStyle w:val="Heading1"/>
+        <w:keepNext w:val="0"/>
+        <w:keepLines w:val="0"/>
+        <w:spacing w:after="200" w:before="0" w:line="360" w:lineRule="auto"/>
+        <w:jc w:val="right"/>
         <w:rPr>
           <w:rFonts w:ascii="Times New Roman" w:cs="Times New Roman" w:eastAsia="Times New Roman" w:hAnsi="Times New Roman"/>
           <w:sz w:val="28"/>
           <w:szCs w:val="28"/>
         </w:rPr>
       </w:pPr>
-      <w:r>
-        <w:rPr>
-          <w:rtl w:val="0"/>
-        </w:rPr>
-      </w:r>
-    </w:p>
-    <w:p>
-      <w:pPr>
+      <w:bookmarkStart w:colFirst="0" w:colLast="0" w:name="_q7dmpr56fuq2" w:id="0"/>
+      <w:bookmarkEnd w:id="0"/>
+      <w:r>
         <w:rPr>
           <w:rFonts w:ascii="Times New Roman" w:cs="Times New Roman" w:eastAsia="Times New Roman" w:hAnsi="Times New Roman"/>
           <w:sz w:val="28"/>
           <w:szCs w:val="28"/>
-        </w:rPr>
-      </w:pPr>
-      <w:r>
-        <w:rPr>
-          <w:rtl w:val="0"/>
-        </w:rPr>
-      </w:r>
-    </w:p>
-    <w:p>
-      <w:pPr>
+          <w:rtl w:val="0"/>
+        </w:rPr>
+        <w:t xml:space="preserve">Гоянюк Іван Васильович</w:t>
+      </w:r>
+    </w:p>
+    <w:p>
+      <w:pPr>
+        <w:rPr/>
+      </w:pPr>
+      <w:r>
+        <w:rPr>
+          <w:rtl w:val="0"/>
+        </w:rPr>
+      </w:r>
+    </w:p>
+    <w:p>
+      <w:pPr>
+        <w:spacing w:line="360" w:lineRule="auto"/>
+        <w:jc w:val="center"/>
+        <w:rPr/>
+      </w:pPr>
+      <w:r>
         <w:rPr>
           <w:rFonts w:ascii="Times New Roman" w:cs="Times New Roman" w:eastAsia="Times New Roman" w:hAnsi="Times New Roman"/>
           <w:sz w:val="28"/>
           <w:szCs w:val="28"/>
-        </w:rPr>
-      </w:pPr>
-      <w:r>
-        <w:rPr>
-          <w:rtl w:val="0"/>
-        </w:rPr>
-      </w:r>
-    </w:p>
-    <w:p>
-      <w:pPr>
-        <w:spacing w:line="518.4000000000001" w:lineRule="auto"/>
-        <w:jc w:val="right"/>
+          <w:rtl w:val="0"/>
+        </w:rPr>
+        <w:t xml:space="preserve">Коломия 2026</w:t>
+      </w:r>
+      <w:r>
+        <w:rPr>
+          <w:rtl w:val="0"/>
+        </w:rPr>
+      </w:r>
+    </w:p>
+    <w:p>
+      <w:pPr>
+        <w:spacing w:after="240" w:line="360" w:lineRule="auto"/>
+        <w:jc w:val="center"/>
         <w:rPr>
           <w:rFonts w:ascii="Times New Roman" w:cs="Times New Roman" w:eastAsia="Times New Roman" w:hAnsi="Times New Roman"/>
           <w:sz w:val="28"/>
@@ -355,13 +371,12 @@
           <w:szCs w:val="28"/>
           <w:rtl w:val="0"/>
         </w:rPr>
-        <w:t xml:space="preserve">Виконав:</w:t>
-      </w:r>
-    </w:p>
-    <w:p>
-      <w:pPr>
-        <w:spacing w:line="518.4000000000001" w:lineRule="auto"/>
-        <w:jc w:val="right"/>
+        <w:t xml:space="preserve">Практична робота</w:t>
+      </w:r>
+    </w:p>
+    <w:p>
+      <w:pPr>
+        <w:spacing w:after="200" w:before="0" w:line="360" w:lineRule="auto"/>
         <w:rPr>
           <w:rFonts w:ascii="Times New Roman" w:cs="Times New Roman" w:eastAsia="Times New Roman" w:hAnsi="Times New Roman"/>
           <w:sz w:val="28"/>
@@ -375,13 +390,12 @@
           <w:szCs w:val="28"/>
           <w:rtl w:val="0"/>
         </w:rPr>
-        <w:t xml:space="preserve">студент групи П-42</w:t>
-      </w:r>
-    </w:p>
-    <w:p>
-      <w:pPr>
-        <w:spacing w:line="518.4000000000001" w:lineRule="auto"/>
-        <w:jc w:val="right"/>
+        <w:t xml:space="preserve">Тема роботи</w:t>
+      </w:r>
+    </w:p>
+    <w:p>
+      <w:pPr>
+        <w:spacing w:after="200" w:before="0" w:line="360" w:lineRule="auto"/>
         <w:rPr>
           <w:rFonts w:ascii="Times New Roman" w:cs="Times New Roman" w:eastAsia="Times New Roman" w:hAnsi="Times New Roman"/>
           <w:sz w:val="28"/>
@@ -395,13 +409,12 @@
           <w:szCs w:val="28"/>
           <w:rtl w:val="0"/>
         </w:rPr>
-        <w:t xml:space="preserve">Григоришин Роман Ігорович</w:t>
-      </w:r>
-    </w:p>
-    <w:p>
-      <w:pPr>
-        <w:spacing w:line="518.4000000000001" w:lineRule="auto"/>
-        <w:jc w:val="right"/>
+        <w:t xml:space="preserve">Паттерн проектування: Стратегія (на прикладі програмного коду C#).</w:t>
+      </w:r>
+    </w:p>
+    <w:p>
+      <w:pPr>
+        <w:spacing w:after="200" w:before="0" w:line="360" w:lineRule="auto"/>
         <w:rPr>
           <w:rFonts w:ascii="Times New Roman" w:cs="Times New Roman" w:eastAsia="Times New Roman" w:hAnsi="Times New Roman"/>
           <w:sz w:val="28"/>
@@ -415,40 +428,12 @@
           <w:szCs w:val="28"/>
           <w:rtl w:val="0"/>
         </w:rPr>
-        <w:t xml:space="preserve">Викладач:</w:t>
-      </w:r>
-    </w:p>
-    <w:p>
-      <w:pPr>
-        <w:pStyle w:val="Heading1"/>
-        <w:keepNext w:val="0"/>
-        <w:keepLines w:val="0"/>
-        <w:spacing w:before="0" w:line="327.808" w:lineRule="auto"/>
-        <w:jc w:val="right"/>
-        <w:rPr>
-          <w:rFonts w:ascii="Times New Roman" w:cs="Times New Roman" w:eastAsia="Times New Roman" w:hAnsi="Times New Roman"/>
-          <w:color w:val="333333"/>
-          <w:sz w:val="28"/>
-          <w:szCs w:val="28"/>
-        </w:rPr>
-      </w:pPr>
-      <w:bookmarkStart w:colFirst="0" w:colLast="0" w:name="_q7dmpr56fuq2" w:id="0"/>
-      <w:bookmarkEnd w:id="0"/>
-      <w:r>
-        <w:rPr>
-          <w:rFonts w:ascii="Times New Roman" w:cs="Times New Roman" w:eastAsia="Times New Roman" w:hAnsi="Times New Roman"/>
-          <w:color w:val="333333"/>
-          <w:sz w:val="28"/>
-          <w:szCs w:val="28"/>
-          <w:rtl w:val="0"/>
-        </w:rPr>
-        <w:t xml:space="preserve">Гоянюк Іван Васильович</w:t>
-      </w:r>
-    </w:p>
-    <w:p>
-      <w:pPr>
-        <w:spacing w:line="518.4000000000001" w:lineRule="auto"/>
-        <w:jc w:val="right"/>
+        <w:t xml:space="preserve">Мета роботи</w:t>
+      </w:r>
+    </w:p>
+    <w:p>
+      <w:pPr>
+        <w:spacing w:after="200" w:before="0" w:line="360" w:lineRule="auto"/>
         <w:rPr>
           <w:rFonts w:ascii="Times New Roman" w:cs="Times New Roman" w:eastAsia="Times New Roman" w:hAnsi="Times New Roman"/>
           <w:sz w:val="28"/>
@@ -457,32 +442,13 @@
       </w:pPr>
       <w:r>
         <w:rPr>
-          <w:rtl w:val="0"/>
-        </w:rPr>
-      </w:r>
-    </w:p>
-    <w:p>
-      <w:pPr>
-        <w:spacing w:line="518.4000000000001" w:lineRule="auto"/>
-        <w:jc w:val="left"/>
-        <w:rPr>
           <w:rFonts w:ascii="Times New Roman" w:cs="Times New Roman" w:eastAsia="Times New Roman" w:hAnsi="Times New Roman"/>
           <w:sz w:val="28"/>
           <w:szCs w:val="28"/>
-        </w:rPr>
-      </w:pPr>
-      <w:r>
-        <w:rPr>
-          <w:rtl w:val="0"/>
-        </w:rPr>
-      </w:r>
-    </w:p>
-    <w:p>
-      <w:pPr>
-        <w:spacing w:line="397.44" w:lineRule="auto"/>
-        <w:jc w:val="center"/>
-        <w:rPr/>
-      </w:pPr>
+          <w:rtl w:val="0"/>
+        </w:rPr>
+        <w:t xml:space="preserve">Ознайомитися з поведінковим паттерном «Стратегія», навчитися інкапсулювати алгоритми та забезпечувати </w:t>
+      </w:r>
       <w:r>
         <w:rPr>
           <w:rFonts w:ascii="Times New Roman" w:cs="Times New Roman" w:eastAsia="Times New Roman" w:hAnsi="Times New Roman"/>
@@ -490,174 +456,40 @@
           <w:szCs w:val="28"/>
           <w:rtl w:val="0"/>
         </w:rPr>
-        <w:t xml:space="preserve">Коломия 2026</w:t>
-      </w:r>
-      <w:r>
-        <w:rPr>
-          <w:rtl w:val="0"/>
-        </w:rPr>
-      </w:r>
-    </w:p>
-    <w:p>
-      <w:pPr>
-        <w:spacing w:line="397.44" w:lineRule="auto"/>
-        <w:jc w:val="center"/>
-        <w:rPr/>
-      </w:pPr>
-      <w:r>
-        <w:rPr>
-          <w:rtl w:val="0"/>
-        </w:rPr>
-      </w:r>
-    </w:p>
-    <w:p>
-      <w:pPr>
-        <w:spacing w:after="240" w:lineRule="auto"/>
-        <w:jc w:val="center"/>
-        <w:rPr/>
-      </w:pPr>
-      <w:r>
-        <w:rPr>
-          <w:rtl w:val="0"/>
-        </w:rPr>
-      </w:r>
-    </w:p>
-    <w:p>
-      <w:pPr>
-        <w:spacing w:after="240" w:lineRule="auto"/>
-        <w:jc w:val="center"/>
+        <w:t xml:space="preserve">їхню</w:t>
+      </w:r>
+      <w:r>
         <w:rPr>
           <w:rFonts w:ascii="Times New Roman" w:cs="Times New Roman" w:eastAsia="Times New Roman" w:hAnsi="Times New Roman"/>
           <w:sz w:val="28"/>
           <w:szCs w:val="28"/>
-        </w:rPr>
-      </w:pPr>
-      <w:r>
+          <w:rtl w:val="0"/>
+        </w:rPr>
+        <w:t xml:space="preserve"> взаємозамінність під час виконання програми.</w:t>
+      </w:r>
+    </w:p>
+    <w:p>
+      <w:pPr>
+        <w:keepNext w:val="0"/>
+        <w:keepLines w:val="0"/>
+        <w:spacing w:before="0" w:line="360" w:lineRule="auto"/>
         <w:rPr>
           <w:rFonts w:ascii="Times New Roman" w:cs="Times New Roman" w:eastAsia="Times New Roman" w:hAnsi="Times New Roman"/>
           <w:sz w:val="28"/>
           <w:szCs w:val="28"/>
-          <w:rtl w:val="0"/>
-        </w:rPr>
-        <w:t xml:space="preserve">Практична робота</w:t>
-      </w:r>
-    </w:p>
-    <w:p>
-      <w:pPr>
-        <w:spacing w:after="200" w:before="0" w:lineRule="auto"/>
+        </w:rPr>
+      </w:pPr>
+      <w:r>
+        <w:rPr>
+          <w:rtl w:val="0"/>
+        </w:rPr>
+        <w:t xml:space="preserve">1. </w:t>
+      </w:r>
+      <w:r>
         <w:rPr>
           <w:rFonts w:ascii="Times New Roman" w:cs="Times New Roman" w:eastAsia="Times New Roman" w:hAnsi="Times New Roman"/>
           <w:sz w:val="28"/>
           <w:szCs w:val="28"/>
-        </w:rPr>
-      </w:pPr>
-      <w:r>
-        <w:rPr>
-          <w:rFonts w:ascii="Times New Roman" w:cs="Times New Roman" w:eastAsia="Times New Roman" w:hAnsi="Times New Roman"/>
-          <w:sz w:val="28"/>
-          <w:szCs w:val="28"/>
-          <w:rtl w:val="0"/>
-        </w:rPr>
-        <w:t xml:space="preserve">Тема роботи</w:t>
-      </w:r>
-    </w:p>
-    <w:p>
-      <w:pPr>
-        <w:spacing w:after="200" w:before="0" w:lineRule="auto"/>
-        <w:rPr>
-          <w:rFonts w:ascii="Times New Roman" w:cs="Times New Roman" w:eastAsia="Times New Roman" w:hAnsi="Times New Roman"/>
-          <w:sz w:val="28"/>
-          <w:szCs w:val="28"/>
-        </w:rPr>
-      </w:pPr>
-      <w:r>
-        <w:rPr>
-          <w:rFonts w:ascii="Times New Roman" w:cs="Times New Roman" w:eastAsia="Times New Roman" w:hAnsi="Times New Roman"/>
-          <w:sz w:val="28"/>
-          <w:szCs w:val="28"/>
-          <w:rtl w:val="0"/>
-        </w:rPr>
-        <w:t xml:space="preserve">Паттерн проектування: Стратегія (на прикладі програмного коду C#).</w:t>
-      </w:r>
-    </w:p>
-    <w:p>
-      <w:pPr>
-        <w:spacing w:after="200" w:before="0" w:lineRule="auto"/>
-        <w:rPr>
-          <w:rFonts w:ascii="Times New Roman" w:cs="Times New Roman" w:eastAsia="Times New Roman" w:hAnsi="Times New Roman"/>
-          <w:sz w:val="28"/>
-          <w:szCs w:val="28"/>
-        </w:rPr>
-      </w:pPr>
-      <w:r>
-        <w:rPr>
-          <w:rFonts w:ascii="Times New Roman" w:cs="Times New Roman" w:eastAsia="Times New Roman" w:hAnsi="Times New Roman"/>
-          <w:sz w:val="28"/>
-          <w:szCs w:val="28"/>
-          <w:rtl w:val="0"/>
-        </w:rPr>
-        <w:t xml:space="preserve">Мета роботи</w:t>
-      </w:r>
-    </w:p>
-    <w:p>
-      <w:pPr>
-        <w:spacing w:after="200" w:before="0" w:lineRule="auto"/>
-        <w:rPr>
-          <w:rFonts w:ascii="Times New Roman" w:cs="Times New Roman" w:eastAsia="Times New Roman" w:hAnsi="Times New Roman"/>
-          <w:sz w:val="28"/>
-          <w:szCs w:val="28"/>
-        </w:rPr>
-      </w:pPr>
-      <w:r>
-        <w:rPr>
-          <w:rFonts w:ascii="Times New Roman" w:cs="Times New Roman" w:eastAsia="Times New Roman" w:hAnsi="Times New Roman"/>
-          <w:sz w:val="28"/>
-          <w:szCs w:val="28"/>
-          <w:rtl w:val="0"/>
-        </w:rPr>
-        <w:t xml:space="preserve">Ознайомитися з поведінковим паттерном «Стратегія», навчитися інкапсулювати алгоритми та забезпечувати </w:t>
-      </w:r>
-      <w:r>
-        <w:rPr>
-          <w:rFonts w:ascii="Times New Roman" w:cs="Times New Roman" w:eastAsia="Times New Roman" w:hAnsi="Times New Roman"/>
-          <w:sz w:val="28"/>
-          <w:szCs w:val="28"/>
-          <w:rtl w:val="0"/>
-        </w:rPr>
-        <w:t xml:space="preserve">їхню</w:t>
-      </w:r>
-      <w:r>
-        <w:rPr>
-          <w:rFonts w:ascii="Times New Roman" w:cs="Times New Roman" w:eastAsia="Times New Roman" w:hAnsi="Times New Roman"/>
-          <w:sz w:val="28"/>
-          <w:szCs w:val="28"/>
-          <w:rtl w:val="0"/>
-        </w:rPr>
-        <w:t xml:space="preserve"> взаємозамінність під час виконання програми.</w:t>
-      </w:r>
-    </w:p>
-    <w:p>
-      <w:pPr>
-        <w:keepNext w:val="0"/>
-        <w:keepLines w:val="0"/>
-        <w:spacing w:before="0" w:lineRule="auto"/>
-        <w:rPr>
-          <w:rFonts w:ascii="Times New Roman" w:cs="Times New Roman" w:eastAsia="Times New Roman" w:hAnsi="Times New Roman"/>
-          <w:sz w:val="28"/>
-          <w:szCs w:val="28"/>
-        </w:rPr>
-      </w:pPr>
-      <w:r>
-        <w:rPr>
-          <w:rtl w:val="0"/>
-        </w:rPr>
-        <w:t xml:space="preserve">1. </w:t>
-      </w:r>
-      <w:r>
-        <w:rPr>
-          <w:rFonts w:ascii="Times New Roman" w:cs="Times New Roman" w:eastAsia="Times New Roman" w:hAnsi="Times New Roman"/>
-          <w:sz w:val="28"/>
-          <w:szCs w:val="28"/>
           <w:rtl w:val="0"/>
         </w:rPr>
         <w:t xml:space="preserve">Постановка завдання</w:t>
@@ -665,7 +497,7 @@
     </w:p>
     <w:p>
       <w:pPr>
-        <w:spacing w:after="240" w:before="240" w:lineRule="auto"/>
+        <w:spacing w:after="240" w:before="240" w:line="360" w:lineRule="auto"/>
         <w:rPr>
           <w:rFonts w:ascii="Times New Roman" w:cs="Times New Roman" w:eastAsia="Times New Roman" w:hAnsi="Times New Roman"/>
           <w:sz w:val="28"/>
@@ -688,7 +520,7 @@
           <w:ilvl w:val="0"/>
           <w:numId w:val="5"/>
         </w:numPr>
-        <w:spacing w:after="0" w:afterAutospacing="0" w:before="240" w:lineRule="auto"/>
+        <w:spacing w:after="0" w:afterAutospacing="0" w:before="240" w:line="360" w:lineRule="auto"/>
         <w:ind w:left="720" w:hanging="360"/>
         <w:rPr>
           <w:rFonts w:ascii="Times New Roman" w:cs="Times New Roman" w:eastAsia="Times New Roman" w:hAnsi="Times New Roman"/>
@@ -713,7 +545,7 @@
           <w:ilvl w:val="0"/>
           <w:numId w:val="5"/>
         </w:numPr>
-        <w:spacing w:after="0" w:afterAutospacing="0" w:before="0" w:beforeAutospacing="0" w:lineRule="auto"/>
+        <w:spacing w:after="0" w:afterAutospacing="0" w:before="0" w:beforeAutospacing="0" w:line="360" w:lineRule="auto"/>
         <w:ind w:left="720" w:hanging="360"/>
         <w:rPr>
           <w:rFonts w:ascii="Times New Roman" w:cs="Times New Roman" w:eastAsia="Times New Roman" w:hAnsi="Times New Roman"/>
@@ -738,7 +570,7 @@
           <w:ilvl w:val="0"/>
           <w:numId w:val="5"/>
         </w:numPr>
-        <w:spacing w:after="0" w:afterAutospacing="0" w:before="0" w:beforeAutospacing="0" w:lineRule="auto"/>
+        <w:spacing w:after="0" w:afterAutospacing="0" w:before="0" w:beforeAutospacing="0" w:line="360" w:lineRule="auto"/>
         <w:ind w:left="720" w:hanging="360"/>
         <w:rPr>
           <w:rFonts w:ascii="Times New Roman" w:cs="Times New Roman" w:eastAsia="Times New Roman" w:hAnsi="Times New Roman"/>
@@ -763,7 +595,7 @@
           <w:ilvl w:val="0"/>
           <w:numId w:val="5"/>
         </w:numPr>
-        <w:spacing w:after="0" w:afterAutospacing="0" w:before="0" w:beforeAutospacing="0" w:lineRule="auto"/>
+        <w:spacing w:after="0" w:afterAutospacing="0" w:before="0" w:beforeAutospacing="0" w:line="360" w:lineRule="auto"/>
         <w:ind w:left="720" w:hanging="360"/>
         <w:rPr>
           <w:rFonts w:ascii="Times New Roman" w:cs="Times New Roman" w:eastAsia="Times New Roman" w:hAnsi="Times New Roman"/>
@@ -788,7 +620,7 @@
           <w:ilvl w:val="0"/>
           <w:numId w:val="5"/>
         </w:numPr>
-        <w:spacing w:after="0" w:afterAutospacing="0" w:before="0" w:beforeAutospacing="0" w:lineRule="auto"/>
+        <w:spacing w:after="0" w:afterAutospacing="0" w:before="0" w:beforeAutospacing="0" w:line="360" w:lineRule="auto"/>
         <w:ind w:left="720" w:hanging="360"/>
         <w:rPr>
           <w:rFonts w:ascii="Times New Roman" w:cs="Times New Roman" w:eastAsia="Times New Roman" w:hAnsi="Times New Roman"/>
@@ -813,7 +645,7 @@
           <w:ilvl w:val="0"/>
           <w:numId w:val="5"/>
         </w:numPr>
-        <w:spacing w:after="240" w:before="0" w:beforeAutospacing="0" w:lineRule="auto"/>
+        <w:spacing w:after="240" w:before="0" w:beforeAutospacing="0" w:line="360" w:lineRule="auto"/>
         <w:ind w:left="720" w:hanging="360"/>
         <w:rPr>
           <w:rFonts w:ascii="Times New Roman" w:cs="Times New Roman" w:eastAsia="Times New Roman" w:hAnsi="Times New Roman"/>
@@ -852,7 +684,7 @@
     </w:p>
     <w:p>
       <w:pPr>
-        <w:spacing w:after="200" w:before="0" w:lineRule="auto"/>
+        <w:spacing w:after="200" w:before="0" w:line="360" w:lineRule="auto"/>
         <w:rPr>
           <w:rFonts w:ascii="Times New Roman" w:cs="Times New Roman" w:eastAsia="Times New Roman" w:hAnsi="Times New Roman"/>
           <w:sz w:val="28"/>
@@ -915,7 +747,7 @@
     </w:p>
     <w:p>
       <w:pPr>
-        <w:spacing w:after="200" w:before="0" w:lineRule="auto"/>
+        <w:spacing w:after="200" w:before="0" w:line="360" w:lineRule="auto"/>
         <w:rPr/>
       </w:pPr>
       <w:r>
@@ -926,51 +758,7 @@
     </w:p>
     <w:p>
       <w:pPr>
-        <w:spacing w:after="200" w:before="0" w:lineRule="auto"/>
-        <w:rPr/>
-      </w:pPr>
-      <w:r>
-        <w:rPr>
-          <w:rtl w:val="0"/>
-        </w:rPr>
-      </w:r>
-    </w:p>
-    <w:p>
-      <w:pPr>
-        <w:spacing w:after="200" w:before="0" w:lineRule="auto"/>
-        <w:rPr/>
-      </w:pPr>
-      <w:r>
-        <w:rPr>
-          <w:rtl w:val="0"/>
-        </w:rPr>
-      </w:r>
-    </w:p>
-    <w:p>
-      <w:pPr>
-        <w:spacing w:after="200" w:before="0" w:lineRule="auto"/>
-        <w:rPr/>
-      </w:pPr>
-      <w:r>
-        <w:rPr>
-          <w:rtl w:val="0"/>
-        </w:rPr>
-      </w:r>
-    </w:p>
-    <w:p>
-      <w:pPr>
-        <w:spacing w:after="200" w:before="0" w:lineRule="auto"/>
-        <w:rPr/>
-      </w:pPr>
-      <w:r>
-        <w:rPr>
-          <w:rtl w:val="0"/>
-        </w:rPr>
-      </w:r>
-    </w:p>
-    <w:p>
-      <w:pPr>
-        <w:spacing w:after="200" w:before="0" w:lineRule="auto"/>
+        <w:spacing w:after="200" w:before="0" w:line="360" w:lineRule="auto"/>
         <w:rPr/>
       </w:pPr>
       <w:r>
@@ -983,7 +771,7 @@
       <w:pPr>
         <w:keepNext w:val="0"/>
         <w:keepLines w:val="0"/>
-        <w:spacing w:before="0" w:lineRule="auto"/>
+        <w:spacing w:before="0" w:line="360" w:lineRule="auto"/>
         <w:rPr/>
       </w:pPr>
       <w:r>
@@ -1001,7 +789,7 @@
     </w:p>
     <w:p>
       <w:pPr>
-        <w:spacing w:after="240" w:before="240" w:lineRule="auto"/>
+        <w:spacing w:after="240" w:before="240" w:line="360" w:lineRule="auto"/>
         <w:rPr/>
       </w:pPr>
       <w:r>
@@ -1013,7 +801,7 @@
     </w:p>
     <w:p>
       <w:pPr>
-        <w:spacing w:after="240" w:before="240" w:lineRule="auto"/>
+        <w:spacing w:after="240" w:before="240" w:line="360" w:lineRule="auto"/>
         <w:rPr/>
       </w:pPr>
       <w:r>
@@ -1029,7 +817,7 @@
           <w:ilvl w:val="0"/>
           <w:numId w:val="3"/>
         </w:numPr>
-        <w:spacing w:after="240" w:before="240" w:lineRule="auto"/>
+        <w:spacing w:after="240" w:before="240" w:line="360" w:lineRule="auto"/>
         <w:ind w:left="720" w:hanging="360"/>
         <w:rPr>
           <w:rFonts w:ascii="Times New Roman" w:cs="Times New Roman" w:eastAsia="Times New Roman" w:hAnsi="Times New Roman"/>
@@ -1046,7 +834,7 @@
     </w:p>
     <w:p>
       <w:pPr>
-        <w:spacing w:after="240" w:before="240" w:lineRule="auto"/>
+        <w:spacing w:after="240" w:before="240" w:line="360" w:lineRule="auto"/>
         <w:rPr/>
       </w:pPr>
       <w:r>
@@ -1062,7 +850,7 @@
           <w:ilvl w:val="0"/>
           <w:numId w:val="4"/>
         </w:numPr>
-        <w:spacing w:after="240" w:before="240" w:lineRule="auto"/>
+        <w:spacing w:after="240" w:before="240" w:line="360" w:lineRule="auto"/>
         <w:ind w:left="720" w:hanging="360"/>
         <w:rPr>
           <w:rFonts w:ascii="Times New Roman" w:cs="Times New Roman" w:eastAsia="Times New Roman" w:hAnsi="Times New Roman"/>
@@ -1084,7 +872,7 @@
     </w:p>
     <w:p>
       <w:pPr>
-        <w:spacing w:after="240" w:before="240" w:lineRule="auto"/>
+        <w:spacing w:after="240" w:before="240" w:line="360" w:lineRule="auto"/>
         <w:rPr/>
       </w:pPr>
       <w:r>
@@ -1100,7 +888,7 @@
           <w:ilvl w:val="0"/>
           <w:numId w:val="2"/>
         </w:numPr>
-        <w:spacing w:after="0" w:afterAutospacing="0" w:before="240" w:lineRule="auto"/>
+        <w:spacing w:after="0" w:afterAutospacing="0" w:before="240" w:line="360" w:lineRule="auto"/>
         <w:ind w:left="720" w:hanging="360"/>
         <w:rPr>
           <w:rFonts w:ascii="Times New Roman" w:cs="Times New Roman" w:eastAsia="Times New Roman" w:hAnsi="Times New Roman"/>
@@ -1126,7 +914,7 @@
           <w:ilvl w:val="0"/>
           <w:numId w:val="2"/>
         </w:numPr>
-        <w:spacing w:after="0" w:afterAutospacing="0" w:before="0" w:beforeAutospacing="0" w:lineRule="auto"/>
+        <w:spacing w:after="0" w:afterAutospacing="0" w:before="0" w:beforeAutospacing="0" w:line="360" w:lineRule="auto"/>
         <w:ind w:left="720" w:hanging="360"/>
         <w:rPr>
           <w:rFonts w:ascii="Times New Roman" w:cs="Times New Roman" w:eastAsia="Times New Roman" w:hAnsi="Times New Roman"/>
@@ -1152,7 +940,7 @@
           <w:ilvl w:val="0"/>
           <w:numId w:val="2"/>
         </w:numPr>
-        <w:spacing w:after="0" w:afterAutospacing="0" w:before="0" w:beforeAutospacing="0" w:lineRule="auto"/>
+        <w:spacing w:after="0" w:afterAutospacing="0" w:before="0" w:beforeAutospacing="0" w:line="360" w:lineRule="auto"/>
         <w:ind w:left="720" w:hanging="360"/>
         <w:rPr>
           <w:rFonts w:ascii="Times New Roman" w:cs="Times New Roman" w:eastAsia="Times New Roman" w:hAnsi="Times New Roman"/>
@@ -1178,7 +966,7 @@
           <w:ilvl w:val="0"/>
           <w:numId w:val="2"/>
         </w:numPr>
-        <w:spacing w:after="240" w:before="0" w:beforeAutospacing="0" w:lineRule="auto"/>
+        <w:spacing w:after="240" w:before="0" w:beforeAutospacing="0" w:line="360" w:lineRule="auto"/>
         <w:ind w:left="720" w:hanging="360"/>
         <w:rPr>
           <w:rFonts w:ascii="Times New Roman" w:cs="Times New Roman" w:eastAsia="Times New Roman" w:hAnsi="Times New Roman"/>
@@ -1200,7 +988,7 @@
     </w:p>
     <w:p>
       <w:pPr>
-        <w:spacing w:after="240" w:before="240" w:lineRule="auto"/>
+        <w:spacing w:after="240" w:before="240" w:line="360" w:lineRule="auto"/>
         <w:rPr/>
       </w:pPr>
       <w:r>
@@ -1216,7 +1004,7 @@
           <w:ilvl w:val="0"/>
           <w:numId w:val="1"/>
         </w:numPr>
-        <w:spacing w:after="0" w:afterAutospacing="0" w:before="240" w:lineRule="auto"/>
+        <w:spacing w:after="0" w:afterAutospacing="0" w:before="240" w:line="360" w:lineRule="auto"/>
         <w:ind w:left="720" w:hanging="360"/>
         <w:rPr>
           <w:rFonts w:ascii="Times New Roman" w:cs="Times New Roman" w:eastAsia="Times New Roman" w:hAnsi="Times New Roman"/>
@@ -1237,7 +1025,7 @@
           <w:ilvl w:val="0"/>
           <w:numId w:val="1"/>
         </w:numPr>
-        <w:spacing w:after="0" w:afterAutospacing="0" w:before="0" w:beforeAutospacing="0" w:lineRule="auto"/>
+        <w:spacing w:after="0" w:afterAutospacing="0" w:before="0" w:beforeAutospacing="0" w:line="360" w:lineRule="auto"/>
         <w:ind w:left="720" w:hanging="360"/>
         <w:rPr>
           <w:rFonts w:ascii="Times New Roman" w:cs="Times New Roman" w:eastAsia="Times New Roman" w:hAnsi="Times New Roman"/>
@@ -1258,7 +1046,7 @@
           <w:ilvl w:val="0"/>
           <w:numId w:val="1"/>
         </w:numPr>
-        <w:spacing w:after="0" w:afterAutospacing="0" w:before="0" w:beforeAutospacing="0" w:lineRule="auto"/>
+        <w:spacing w:after="0" w:afterAutospacing="0" w:before="0" w:beforeAutospacing="0" w:line="360" w:lineRule="auto"/>
         <w:ind w:left="720" w:hanging="360"/>
         <w:rPr>
           <w:rFonts w:ascii="Times New Roman" w:cs="Times New Roman" w:eastAsia="Times New Roman" w:hAnsi="Times New Roman"/>
@@ -1279,7 +1067,7 @@
           <w:ilvl w:val="0"/>
           <w:numId w:val="1"/>
         </w:numPr>
-        <w:spacing w:after="240" w:before="0" w:beforeAutospacing="0" w:lineRule="auto"/>
+        <w:spacing w:after="240" w:before="0" w:beforeAutospacing="0" w:line="360" w:lineRule="auto"/>
         <w:ind w:left="720" w:hanging="360"/>
         <w:rPr>
           <w:rFonts w:ascii="Times New Roman" w:cs="Times New Roman" w:eastAsia="Times New Roman" w:hAnsi="Times New Roman"/>
@@ -1296,6 +1084,18 @@
     </w:p>
     <w:p>
       <w:pPr>
+        <w:spacing w:after="240" w:before="240" w:line="360" w:lineRule="auto"/>
+        <w:rPr/>
+      </w:pPr>
+      <w:r>
+        <w:rPr>
+          <w:rtl w:val="0"/>
+        </w:rPr>
+        <w:t xml:space="preserve">Таким чином, створено одну ієрархію персонажів та окрему ієрархію стратегій використання зброї.</w:t>
+      </w:r>
+    </w:p>
+    <w:p>
+      <w:pPr>
         <w:spacing w:after="240" w:before="240" w:lineRule="auto"/>
         <w:rPr/>
       </w:pPr>
@@ -1303,7 +1103,6 @@
         <w:rPr>
           <w:rtl w:val="0"/>
         </w:rPr>
-        <w:t xml:space="preserve">Таким чином, створено одну ієрархію персонажів та окрему ієрархію стратегій використання зброї.</w:t>
       </w:r>
     </w:p>
     <w:p>
@@ -1352,64 +1151,9 @@
     </w:p>
     <w:p>
       <w:pPr>
-        <w:spacing w:after="240" w:before="240" w:lineRule="auto"/>
-        <w:rPr/>
-      </w:pPr>
-      <w:r>
-        <w:rPr>
-          <w:rtl w:val="0"/>
-        </w:rPr>
-      </w:r>
-    </w:p>
-    <w:p>
-      <w:pPr>
-        <w:spacing w:after="240" w:before="240" w:lineRule="auto"/>
-        <w:rPr/>
-      </w:pPr>
-      <w:r>
-        <w:rPr>
-          <w:rtl w:val="0"/>
-        </w:rPr>
-      </w:r>
-    </w:p>
-    <w:p>
-      <w:pPr>
-        <w:spacing w:after="240" w:before="240" w:lineRule="auto"/>
-        <w:rPr/>
-      </w:pPr>
-      <w:r>
-        <w:rPr>
-          <w:rtl w:val="0"/>
-        </w:rPr>
-      </w:r>
-    </w:p>
-    <w:p>
-      <w:pPr>
-        <w:spacing w:after="240" w:before="240" w:lineRule="auto"/>
-        <w:rPr/>
-      </w:pPr>
-      <w:r>
-        <w:rPr>
-          <w:rtl w:val="0"/>
-        </w:rPr>
-      </w:r>
-    </w:p>
-    <w:p>
-      <w:pPr>
-        <w:spacing w:after="240" w:before="240" w:lineRule="auto"/>
-        <w:rPr/>
-      </w:pPr>
-      <w:r>
-        <w:rPr>
-          <w:rtl w:val="0"/>
-        </w:rPr>
-      </w:r>
-    </w:p>
-    <w:p>
-      <w:pPr>
         <w:keepNext w:val="0"/>
         <w:keepLines w:val="0"/>
-        <w:spacing w:before="480" w:lineRule="auto"/>
+        <w:spacing w:before="480" w:line="360" w:lineRule="auto"/>
         <w:rPr/>
       </w:pPr>
       <w:r>
@@ -1427,7 +1171,7 @@
     </w:p>
     <w:p>
       <w:pPr>
-        <w:spacing w:after="240" w:before="240" w:lineRule="auto"/>
+        <w:spacing w:after="240" w:before="240" w:line="360" w:lineRule="auto"/>
         <w:rPr/>
       </w:pPr>
       <w:r>
@@ -1439,7 +1183,7 @@
     </w:p>
     <w:p>
       <w:pPr>
-        <w:spacing w:after="240" w:before="240" w:lineRule="auto"/>
+        <w:spacing w:after="240" w:before="240" w:line="360" w:lineRule="auto"/>
         <w:rPr/>
       </w:pPr>
       <w:r>
@@ -1485,6 +1229,257 @@
     </w:p>
     <w:p>
       <w:pPr>
+        <w:spacing w:after="240" w:before="240" w:line="360" w:lineRule="auto"/>
+        <w:ind w:left="0" w:firstLine="0"/>
+        <w:rPr/>
+      </w:pPr>
+      <w:r>
+        <w:rPr>
+          <w:rtl w:val="0"/>
+        </w:rPr>
+        <w:t xml:space="preserve">Клас </w:t>
+      </w:r>
+      <w:r>
+        <w:rPr>
+          <w:rtl w:val="0"/>
+        </w:rPr>
+        <w:t xml:space="preserve">Character</w:t>
+      </w:r>
+      <w:r>
+        <w:rPr>
+          <w:rtl w:val="0"/>
+        </w:rPr>
+        <w:t xml:space="preserve"> є абстрактним базовим класом для всіх персонажів.</w:t>
+      </w:r>
+    </w:p>
+    <w:p>
+      <w:pPr>
+        <w:spacing w:after="240" w:before="240" w:line="360" w:lineRule="auto"/>
+        <w:ind w:left="0" w:firstLine="0"/>
+        <w:rPr/>
+      </w:pPr>
+      <w:r>
+        <w:rPr>
+          <w:rtl w:val="0"/>
+        </w:rPr>
+        <w:t xml:space="preserve">Класи </w:t>
+      </w:r>
+      <w:r>
+        <w:rPr>
+          <w:rtl w:val="0"/>
+        </w:rPr>
+        <w:t xml:space="preserve">Knight</w:t>
+      </w:r>
+      <w:r>
+        <w:rPr>
+          <w:rtl w:val="0"/>
+        </w:rPr>
+        <w:t xml:space="preserve">, </w:t>
+      </w:r>
+      <w:r>
+        <w:rPr>
+          <w:rtl w:val="0"/>
+        </w:rPr>
+        <w:t xml:space="preserve">Archer</w:t>
+      </w:r>
+      <w:r>
+        <w:rPr>
+          <w:rtl w:val="0"/>
+        </w:rPr>
+        <w:t xml:space="preserve">, </w:t>
+      </w:r>
+      <w:r>
+        <w:rPr>
+          <w:rtl w:val="0"/>
+        </w:rPr>
+        <w:t xml:space="preserve">Warrior</w:t>
+      </w:r>
+      <w:r>
+        <w:rPr>
+          <w:rtl w:val="0"/>
+        </w:rPr>
+        <w:t xml:space="preserve"> та </w:t>
+      </w:r>
+      <w:r>
+        <w:rPr>
+          <w:rtl w:val="0"/>
+        </w:rPr>
+        <w:t xml:space="preserve">Hunter</w:t>
+      </w:r>
+      <w:r>
+        <w:rPr>
+          <w:rtl w:val="0"/>
+        </w:rPr>
+        <w:t xml:space="preserve"> успадковують клас </w:t>
+      </w:r>
+      <w:r>
+        <w:rPr>
+          <w:rtl w:val="0"/>
+        </w:rPr>
+        <w:t xml:space="preserve">Character</w:t>
+      </w:r>
+      <w:r>
+        <w:rPr>
+          <w:rtl w:val="0"/>
+        </w:rPr>
+        <w:t xml:space="preserve">.</w:t>
+      </w:r>
+    </w:p>
+    <w:p>
+      <w:pPr>
+        <w:spacing w:after="240" w:before="240" w:line="360" w:lineRule="auto"/>
+        <w:ind w:left="0" w:firstLine="0"/>
+        <w:rPr/>
+      </w:pPr>
+      <w:r>
+        <w:rPr>
+          <w:rtl w:val="0"/>
+        </w:rPr>
+        <w:t xml:space="preserve">Інтерфейс </w:t>
+      </w:r>
+      <w:r>
+        <w:rPr>
+          <w:rtl w:val="0"/>
+        </w:rPr>
+        <w:t xml:space="preserve">IWeaponBehavior</w:t>
+      </w:r>
+      <w:r>
+        <w:rPr>
+          <w:rtl w:val="0"/>
+        </w:rPr>
+        <w:t xml:space="preserve"> визначає метод </w:t>
+      </w:r>
+      <w:r>
+        <w:rPr>
+          <w:rtl w:val="0"/>
+        </w:rPr>
+        <w:t xml:space="preserve">UseWeapon</w:t>
+      </w:r>
+      <w:r>
+        <w:rPr>
+          <w:rtl w:val="0"/>
+        </w:rPr>
+        <w:t xml:space="preserve">()</w:t>
+      </w:r>
+      <w:r>
+        <w:rPr>
+          <w:rtl w:val="0"/>
+        </w:rPr>
+        <w:t xml:space="preserve">, який реалізують усі конкретні типи зброї.</w:t>
+      </w:r>
+    </w:p>
+    <w:p>
+      <w:pPr>
+        <w:spacing w:after="240" w:before="240" w:line="360" w:lineRule="auto"/>
+        <w:ind w:left="0" w:firstLine="0"/>
+        <w:rPr/>
+      </w:pPr>
+      <w:r>
+        <w:rPr>
+          <w:rtl w:val="0"/>
+        </w:rPr>
+        <w:t xml:space="preserve">Класи </w:t>
+      </w:r>
+      <w:r>
+        <w:rPr>
+          <w:rtl w:val="0"/>
+        </w:rPr>
+        <w:t xml:space="preserve">SwordBehavior</w:t>
+      </w:r>
+      <w:r>
+        <w:rPr>
+          <w:rtl w:val="0"/>
+        </w:rPr>
+        <w:t xml:space="preserve">, </w:t>
+      </w:r>
+      <w:r>
+        <w:rPr>
+          <w:rtl w:val="0"/>
+        </w:rPr>
+        <w:t xml:space="preserve">BowBehavior</w:t>
+      </w:r>
+      <w:r>
+        <w:rPr>
+          <w:rtl w:val="0"/>
+        </w:rPr>
+        <w:t xml:space="preserve">, </w:t>
+      </w:r>
+      <w:r>
+        <w:rPr>
+          <w:rtl w:val="0"/>
+        </w:rPr>
+        <w:t xml:space="preserve">AxeBehavior</w:t>
+      </w:r>
+      <w:r>
+        <w:rPr>
+          <w:rtl w:val="0"/>
+        </w:rPr>
+        <w:t xml:space="preserve"> та </w:t>
+      </w:r>
+      <w:r>
+        <w:rPr>
+          <w:rtl w:val="0"/>
+        </w:rPr>
+        <w:t xml:space="preserve">GunBehavior</w:t>
+      </w:r>
+      <w:r>
+        <w:rPr>
+          <w:rtl w:val="0"/>
+        </w:rPr>
+        <w:t xml:space="preserve"> є конкретними стратегіями використання зброї.</w:t>
+      </w:r>
+    </w:p>
+    <w:p>
+      <w:pPr>
+        <w:spacing w:after="240" w:before="240" w:line="360" w:lineRule="auto"/>
+        <w:ind w:left="0" w:firstLine="0"/>
+        <w:rPr/>
+      </w:pPr>
+      <w:r>
+        <w:rPr>
+          <w:rtl w:val="0"/>
+        </w:rPr>
+        <w:t xml:space="preserve">Між класом </w:t>
+      </w:r>
+      <w:r>
+        <w:rPr>
+          <w:rtl w:val="0"/>
+        </w:rPr>
+        <w:t xml:space="preserve">Character</w:t>
+      </w:r>
+      <w:r>
+        <w:rPr>
+          <w:rtl w:val="0"/>
+        </w:rPr>
+        <w:t xml:space="preserve"> та інтерфейсом </w:t>
+      </w:r>
+      <w:r>
+        <w:rPr>
+          <w:rtl w:val="0"/>
+        </w:rPr>
+        <w:t xml:space="preserve">IWeaponBehavior</w:t>
+      </w:r>
+      <w:r>
+        <w:rPr>
+          <w:rtl w:val="0"/>
+        </w:rPr>
+        <w:t xml:space="preserve"> існує зв’язок використання. Це означає, що персонаж містить посилання на поточну стратегію зброї.</w:t>
+      </w:r>
+    </w:p>
+    <w:p>
+      <w:pPr>
+        <w:spacing w:after="240" w:before="240" w:line="360" w:lineRule="auto"/>
+        <w:ind w:left="0" w:firstLine="0"/>
+        <w:rPr/>
+      </w:pPr>
+      <w:r>
+        <w:rPr>
+          <w:rtl w:val="0"/>
+        </w:rPr>
+      </w:r>
+    </w:p>
+    <w:p>
+      <w:pPr>
         <w:spacing w:after="240" w:before="240" w:lineRule="auto"/>
         <w:ind w:left="0" w:firstLine="0"/>
         <w:rPr/>
@@ -1493,19 +1488,6 @@
         <w:rPr>
           <w:rtl w:val="0"/>
         </w:rPr>
-        <w:t xml:space="preserve">Клас </w:t>
-      </w:r>
-      <w:r>
-        <w:rPr>
-          <w:rtl w:val="0"/>
-        </w:rPr>
-        <w:t xml:space="preserve">Character</w:t>
-      </w:r>
-      <w:r>
-        <w:rPr>
-          <w:rtl w:val="0"/>
-        </w:rPr>
-        <w:t xml:space="preserve"> є абстрактним базовим класом для всіх персонажів.</w:t>
       </w:r>
     </w:p>
     <w:p>
@@ -1518,55 +1500,53 @@
         <w:rPr>
           <w:rtl w:val="0"/>
         </w:rPr>
-        <w:t xml:space="preserve">Класи </w:t>
-      </w:r>
-      <w:r>
-        <w:rPr>
-          <w:rtl w:val="0"/>
-        </w:rPr>
-        <w:t xml:space="preserve">Knight</w:t>
-      </w:r>
-      <w:r>
-        <w:rPr>
-          <w:rtl w:val="0"/>
-        </w:rPr>
-        <w:t xml:space="preserve">, </w:t>
-      </w:r>
-      <w:r>
-        <w:rPr>
-          <w:rtl w:val="0"/>
-        </w:rPr>
-        <w:t xml:space="preserve">Archer</w:t>
-      </w:r>
-      <w:r>
-        <w:rPr>
-          <w:rtl w:val="0"/>
-        </w:rPr>
-        <w:t xml:space="preserve">, </w:t>
-      </w:r>
-      <w:r>
-        <w:rPr>
-          <w:rtl w:val="0"/>
-        </w:rPr>
-        <w:t xml:space="preserve">Warrior</w:t>
-      </w:r>
-      <w:r>
-        <w:rPr>
-          <w:rtl w:val="0"/>
-        </w:rPr>
-        <w:t xml:space="preserve"> та </w:t>
-      </w:r>
-      <w:r>
-        <w:rPr>
-          <w:rtl w:val="0"/>
-        </w:rPr>
-        <w:t xml:space="preserve">Hunter</w:t>
-      </w:r>
-      <w:r>
-        <w:rPr>
-          <w:rtl w:val="0"/>
-        </w:rPr>
-        <w:t xml:space="preserve"> успадковують клас </w:t>
+      </w:r>
+    </w:p>
+    <w:p>
+      <w:pPr>
+        <w:pStyle w:val="Heading1"/>
+        <w:keepNext w:val="0"/>
+        <w:keepLines w:val="0"/>
+        <w:spacing w:before="480" w:line="360" w:lineRule="auto"/>
+        <w:rPr>
+          <w:sz w:val="28"/>
+          <w:szCs w:val="28"/>
+        </w:rPr>
+      </w:pPr>
+      <w:bookmarkStart w:colFirst="0" w:colLast="0" w:name="_ojlbpvl85zmh" w:id="1"/>
+      <w:bookmarkEnd w:id="1"/>
+      <w:r>
+        <w:rPr>
+          <w:sz w:val="28"/>
+          <w:szCs w:val="28"/>
+          <w:rtl w:val="0"/>
+        </w:rPr>
+        <w:t xml:space="preserve">4. Розміщення методу setWeapon()</w:t>
+      </w:r>
+    </w:p>
+    <w:p>
+      <w:pPr>
+        <w:spacing w:after="240" w:before="240" w:line="360" w:lineRule="auto"/>
+        <w:rPr/>
+      </w:pPr>
+      <w:r>
+        <w:rPr>
+          <w:rtl w:val="0"/>
+        </w:rPr>
+        <w:t xml:space="preserve">Метод </w:t>
+      </w:r>
+      <w:r>
+        <w:rPr>
+          <w:rFonts w:ascii="Consolas" w:cs="Consolas" w:eastAsia="Consolas" w:hAnsi="Consolas"/>
+          <w:rtl w:val="0"/>
+        </w:rPr>
+        <w:t xml:space="preserve">setWeapon()</w:t>
+      </w:r>
+      <w:r>
+        <w:rPr>
+          <w:rtl w:val="0"/>
+        </w:rPr>
+        <w:t xml:space="preserve"> розташовується в абстрактному класі </w:t>
       </w:r>
       <w:r>
         <w:rPr>
@@ -1579,6 +1559,176 @@
           <w:rtl w:val="0"/>
         </w:rPr>
         <w:t xml:space="preserve">.</w:t>
+      </w:r>
+    </w:p>
+    <w:p>
+      <w:pPr>
+        <w:spacing w:after="240" w:before="240" w:line="360" w:lineRule="auto"/>
+        <w:rPr/>
+      </w:pPr>
+      <w:r>
+        <w:rPr>
+          <w:rtl w:val="0"/>
+        </w:rPr>
+        <w:t xml:space="preserve">Це дозволяє всім персонажам змінювати свою зброю однаковим способом.</w:t>
+      </w:r>
+    </w:p>
+    <w:p>
+      <w:pPr>
+        <w:spacing w:after="240" w:before="240" w:line="360" w:lineRule="auto"/>
+        <w:rPr/>
+      </w:pPr>
+      <w:r>
+        <w:rPr>
+          <w:rtl w:val="0"/>
+        </w:rPr>
+        <w:t xml:space="preserve">Приклад:</w:t>
+      </w:r>
+    </w:p>
+    <w:p>
+      <w:pPr>
+        <w:spacing w:after="240" w:before="240" w:line="360" w:lineRule="auto"/>
+        <w:ind w:left="0" w:firstLine="0"/>
+        <w:rPr>
+          <w:rFonts w:ascii="Consolas" w:cs="Consolas" w:eastAsia="Consolas" w:hAnsi="Consolas"/>
+          <w:sz w:val="24"/>
+          <w:szCs w:val="24"/>
+        </w:rPr>
+      </w:pPr>
+      <w:r>
+        <w:rPr>
+          <w:rFonts w:ascii="Consolas" w:cs="Consolas" w:eastAsia="Consolas" w:hAnsi="Consolas"/>
+          <w:sz w:val="24"/>
+          <w:szCs w:val="24"/>
+          <w:rtl w:val="0"/>
+        </w:rPr>
+        <w:t xml:space="preserve">public void setWeapon(IWeaponBehavior weapon)</w:t>
+      </w:r>
+    </w:p>
+    <w:p>
+      <w:pPr>
+        <w:spacing w:after="240" w:before="240" w:line="360" w:lineRule="auto"/>
+        <w:ind w:left="0" w:firstLine="0"/>
+        <w:rPr>
+          <w:rFonts w:ascii="Consolas" w:cs="Consolas" w:eastAsia="Consolas" w:hAnsi="Consolas"/>
+          <w:sz w:val="24"/>
+          <w:szCs w:val="24"/>
+        </w:rPr>
+      </w:pPr>
+      <w:r>
+        <w:rPr>
+          <w:rFonts w:ascii="Consolas" w:cs="Consolas" w:eastAsia="Consolas" w:hAnsi="Consolas"/>
+          <w:sz w:val="24"/>
+          <w:szCs w:val="24"/>
+          <w:rtl w:val="0"/>
+        </w:rPr>
+        <w:t xml:space="preserve">{</w:t>
+      </w:r>
+    </w:p>
+    <w:p>
+      <w:pPr>
+        <w:spacing w:after="240" w:before="240" w:line="360" w:lineRule="auto"/>
+        <w:ind w:left="0" w:firstLine="0"/>
+        <w:rPr>
+          <w:rFonts w:ascii="Consolas" w:cs="Consolas" w:eastAsia="Consolas" w:hAnsi="Consolas"/>
+          <w:sz w:val="24"/>
+          <w:szCs w:val="24"/>
+        </w:rPr>
+      </w:pPr>
+      <w:r>
+        <w:rPr>
+          <w:rFonts w:ascii="Consolas" w:cs="Consolas" w:eastAsia="Consolas" w:hAnsi="Consolas"/>
+          <w:sz w:val="24"/>
+          <w:szCs w:val="24"/>
+          <w:rtl w:val="0"/>
+        </w:rPr>
+        <w:t xml:space="preserve">    this.weapon = weapon;</w:t>
+      </w:r>
+    </w:p>
+    <w:p>
+      <w:pPr>
+        <w:spacing w:after="240" w:before="240" w:line="360" w:lineRule="auto"/>
+        <w:rPr>
+          <w:rFonts w:ascii="Consolas" w:cs="Consolas" w:eastAsia="Consolas" w:hAnsi="Consolas"/>
+          <w:sz w:val="24"/>
+          <w:szCs w:val="24"/>
+        </w:rPr>
+      </w:pPr>
+      <w:r>
+        <w:rPr>
+          <w:rFonts w:ascii="Consolas" w:cs="Consolas" w:eastAsia="Consolas" w:hAnsi="Consolas"/>
+          <w:sz w:val="24"/>
+          <w:szCs w:val="24"/>
+          <w:rtl w:val="0"/>
+        </w:rPr>
+        <w:t xml:space="preserve">}</w:t>
+      </w:r>
+    </w:p>
+    <w:p>
+      <w:pPr>
+        <w:spacing w:after="240" w:before="240" w:line="360" w:lineRule="auto"/>
+        <w:rPr/>
+      </w:pPr>
+      <w:r>
+        <w:rPr>
+          <w:rtl w:val="0"/>
+        </w:rPr>
+        <w:t xml:space="preserve">За допомогою цього методу можна під час гри передати персонажу інший об'єкт зброї, після чого його поведінка зміниться.</w:t>
+      </w:r>
+    </w:p>
+    <w:p>
+      <w:pPr>
+        <w:spacing w:after="240" w:before="240" w:line="360" w:lineRule="auto"/>
+        <w:rPr/>
+      </w:pPr>
+      <w:r>
+        <w:rPr>
+          <w:rtl w:val="0"/>
+        </w:rPr>
+        <w:t xml:space="preserve">Наприклад:</w:t>
+      </w:r>
+    </w:p>
+    <w:p>
+      <w:pPr>
+        <w:spacing w:after="240" w:before="240" w:line="360" w:lineRule="auto"/>
+        <w:rPr>
+          <w:rFonts w:ascii="Consolas" w:cs="Consolas" w:eastAsia="Consolas" w:hAnsi="Consolas"/>
+          <w:sz w:val="24"/>
+          <w:szCs w:val="24"/>
+        </w:rPr>
+      </w:pPr>
+      <w:r>
+        <w:rPr>
+          <w:rFonts w:ascii="Consolas" w:cs="Consolas" w:eastAsia="Consolas" w:hAnsi="Consolas"/>
+          <w:sz w:val="24"/>
+          <w:szCs w:val="24"/>
+          <w:rtl w:val="0"/>
+        </w:rPr>
+        <w:t xml:space="preserve">knight.setWeapon(new BowBehavior());</w:t>
+      </w:r>
+    </w:p>
+    <w:p>
+      <w:pPr>
+        <w:spacing w:after="240" w:before="240" w:line="360" w:lineRule="auto"/>
+        <w:rPr/>
+      </w:pPr>
+      <w:r>
+        <w:rPr>
+          <w:rtl w:val="0"/>
+        </w:rPr>
+        <w:t xml:space="preserve">Після виконання цієї команди лицар замість меча буде використовувати лук.</w:t>
+      </w:r>
+    </w:p>
+    <w:p>
+      <w:pPr>
+        <w:spacing w:after="240" w:before="240" w:line="360" w:lineRule="auto"/>
+        <w:ind w:left="0" w:firstLine="0"/>
+        <w:rPr/>
+      </w:pPr>
+      <w:r>
+        <w:rPr>
+          <w:rtl w:val="0"/>
+        </w:rPr>
       </w:r>
     </w:p>
     <w:p>
@@ -1591,460 +1741,6 @@
         <w:rPr>
           <w:rtl w:val="0"/>
         </w:rPr>
-        <w:t xml:space="preserve">Інтерфейс </w:t>
-      </w:r>
-      <w:r>
-        <w:rPr>
-          <w:rtl w:val="0"/>
-        </w:rPr>
-        <w:t xml:space="preserve">IWeaponBehavior</w:t>
-      </w:r>
-      <w:r>
-        <w:rPr>
-          <w:rtl w:val="0"/>
-        </w:rPr>
-        <w:t xml:space="preserve"> визначає метод </w:t>
-      </w:r>
-      <w:r>
-        <w:rPr>
-          <w:rtl w:val="0"/>
-        </w:rPr>
-        <w:t xml:space="preserve">UseWeapon</w:t>
-      </w:r>
-      <w:r>
-        <w:rPr>
-          <w:rtl w:val="0"/>
-        </w:rPr>
-        <w:t xml:space="preserve">()</w:t>
-      </w:r>
-      <w:r>
-        <w:rPr>
-          <w:rtl w:val="0"/>
-        </w:rPr>
-        <w:t xml:space="preserve">, який реалізують усі конкретні типи зброї.</w:t>
-      </w:r>
-    </w:p>
-    <w:p>
-      <w:pPr>
-        <w:spacing w:after="240" w:before="240" w:lineRule="auto"/>
-        <w:ind w:left="0" w:firstLine="0"/>
-        <w:rPr/>
-      </w:pPr>
-      <w:r>
-        <w:rPr>
-          <w:rtl w:val="0"/>
-        </w:rPr>
-        <w:t xml:space="preserve">Класи </w:t>
-      </w:r>
-      <w:r>
-        <w:rPr>
-          <w:rtl w:val="0"/>
-        </w:rPr>
-        <w:t xml:space="preserve">SwordBehavior</w:t>
-      </w:r>
-      <w:r>
-        <w:rPr>
-          <w:rtl w:val="0"/>
-        </w:rPr>
-        <w:t xml:space="preserve">, </w:t>
-      </w:r>
-      <w:r>
-        <w:rPr>
-          <w:rtl w:val="0"/>
-        </w:rPr>
-        <w:t xml:space="preserve">BowBehavior</w:t>
-      </w:r>
-      <w:r>
-        <w:rPr>
-          <w:rtl w:val="0"/>
-        </w:rPr>
-        <w:t xml:space="preserve">, </w:t>
-      </w:r>
-      <w:r>
-        <w:rPr>
-          <w:rtl w:val="0"/>
-        </w:rPr>
-        <w:t xml:space="preserve">AxeBehavior</w:t>
-      </w:r>
-      <w:r>
-        <w:rPr>
-          <w:rtl w:val="0"/>
-        </w:rPr>
-        <w:t xml:space="preserve"> та </w:t>
-      </w:r>
-      <w:r>
-        <w:rPr>
-          <w:rtl w:val="0"/>
-        </w:rPr>
-        <w:t xml:space="preserve">GunBehavior</w:t>
-      </w:r>
-      <w:r>
-        <w:rPr>
-          <w:rtl w:val="0"/>
-        </w:rPr>
-        <w:t xml:space="preserve"> є конкретними стратегіями використання зброї.</w:t>
-      </w:r>
-    </w:p>
-    <w:p>
-      <w:pPr>
-        <w:spacing w:after="240" w:before="240" w:lineRule="auto"/>
-        <w:ind w:left="0" w:firstLine="0"/>
-        <w:rPr/>
-      </w:pPr>
-      <w:r>
-        <w:rPr>
-          <w:rtl w:val="0"/>
-        </w:rPr>
-        <w:t xml:space="preserve">Між класом </w:t>
-      </w:r>
-      <w:r>
-        <w:rPr>
-          <w:rtl w:val="0"/>
-        </w:rPr>
-        <w:t xml:space="preserve">Character</w:t>
-      </w:r>
-      <w:r>
-        <w:rPr>
-          <w:rtl w:val="0"/>
-        </w:rPr>
-        <w:t xml:space="preserve"> та інтерфейсом </w:t>
-      </w:r>
-      <w:r>
-        <w:rPr>
-          <w:rtl w:val="0"/>
-        </w:rPr>
-        <w:t xml:space="preserve">IWeaponBehavior</w:t>
-      </w:r>
-      <w:r>
-        <w:rPr>
-          <w:rtl w:val="0"/>
-        </w:rPr>
-        <w:t xml:space="preserve"> існує зв’язок використання. Це означає, що персонаж містить посилання на поточну стратегію зброї.</w:t>
-      </w:r>
-    </w:p>
-    <w:p>
-      <w:pPr>
-        <w:spacing w:after="240" w:before="240" w:lineRule="auto"/>
-        <w:ind w:left="0" w:firstLine="0"/>
-        <w:rPr/>
-      </w:pPr>
-      <w:r>
-        <w:rPr>
-          <w:rtl w:val="0"/>
-        </w:rPr>
-      </w:r>
-    </w:p>
-    <w:p>
-      <w:pPr>
-        <w:spacing w:after="240" w:before="240" w:lineRule="auto"/>
-        <w:ind w:left="0" w:firstLine="0"/>
-        <w:rPr/>
-      </w:pPr>
-      <w:r>
-        <w:rPr>
-          <w:rtl w:val="0"/>
-        </w:rPr>
-      </w:r>
-    </w:p>
-    <w:p>
-      <w:pPr>
-        <w:spacing w:after="240" w:before="240" w:lineRule="auto"/>
-        <w:ind w:left="0" w:firstLine="0"/>
-        <w:rPr/>
-      </w:pPr>
-      <w:r>
-        <w:rPr>
-          <w:rtl w:val="0"/>
-        </w:rPr>
-      </w:r>
-    </w:p>
-    <w:p>
-      <w:pPr>
-        <w:spacing w:after="240" w:before="240" w:lineRule="auto"/>
-        <w:ind w:left="0" w:firstLine="0"/>
-        <w:rPr/>
-      </w:pPr>
-      <w:r>
-        <w:rPr>
-          <w:rtl w:val="0"/>
-        </w:rPr>
-      </w:r>
-    </w:p>
-    <w:p>
-      <w:pPr>
-        <w:spacing w:after="240" w:before="240" w:lineRule="auto"/>
-        <w:ind w:left="0" w:firstLine="0"/>
-        <w:rPr/>
-      </w:pPr>
-      <w:r>
-        <w:rPr>
-          <w:rtl w:val="0"/>
-        </w:rPr>
-      </w:r>
-    </w:p>
-    <w:p>
-      <w:pPr>
-        <w:spacing w:after="240" w:before="240" w:lineRule="auto"/>
-        <w:ind w:left="0" w:firstLine="0"/>
-        <w:rPr/>
-      </w:pPr>
-      <w:r>
-        <w:rPr>
-          <w:rtl w:val="0"/>
-        </w:rPr>
-      </w:r>
-    </w:p>
-    <w:p>
-      <w:pPr>
-        <w:spacing w:after="240" w:before="240" w:lineRule="auto"/>
-        <w:ind w:left="0" w:firstLine="0"/>
-        <w:rPr/>
-      </w:pPr>
-      <w:r>
-        <w:rPr>
-          <w:rtl w:val="0"/>
-        </w:rPr>
-      </w:r>
-    </w:p>
-    <w:p>
-      <w:pPr>
-        <w:pStyle w:val="Heading1"/>
-        <w:keepNext w:val="0"/>
-        <w:keepLines w:val="0"/>
-        <w:spacing w:before="480" w:lineRule="auto"/>
-        <w:rPr>
-          <w:sz w:val="28"/>
-          <w:szCs w:val="28"/>
-        </w:rPr>
-      </w:pPr>
-      <w:bookmarkStart w:colFirst="0" w:colLast="0" w:name="_ojlbpvl85zmh" w:id="1"/>
-      <w:bookmarkEnd w:id="1"/>
-      <w:r>
-        <w:rPr>
-          <w:sz w:val="28"/>
-          <w:szCs w:val="28"/>
-          <w:rtl w:val="0"/>
-        </w:rPr>
-        <w:t xml:space="preserve">4. Розміщення методу setWeapon()</w:t>
-      </w:r>
-    </w:p>
-    <w:p>
-      <w:pPr>
-        <w:spacing w:after="240" w:before="240" w:lineRule="auto"/>
-        <w:rPr/>
-      </w:pPr>
-      <w:r>
-        <w:rPr>
-          <w:rtl w:val="0"/>
-        </w:rPr>
-        <w:t xml:space="preserve">Метод </w:t>
-      </w:r>
-      <w:r>
-        <w:rPr>
-          <w:rFonts w:ascii="Consolas" w:cs="Consolas" w:eastAsia="Consolas" w:hAnsi="Consolas"/>
-          <w:rtl w:val="0"/>
-        </w:rPr>
-        <w:t xml:space="preserve">setWeapon()</w:t>
-      </w:r>
-      <w:r>
-        <w:rPr>
-          <w:rtl w:val="0"/>
-        </w:rPr>
-        <w:t xml:space="preserve"> розташовується в абстрактному класі </w:t>
-      </w:r>
-      <w:r>
-        <w:rPr>
-          <w:rtl w:val="0"/>
-        </w:rPr>
-        <w:t xml:space="preserve">Character</w:t>
-      </w:r>
-      <w:r>
-        <w:rPr>
-          <w:rtl w:val="0"/>
-        </w:rPr>
-        <w:t xml:space="preserve">.</w:t>
-      </w:r>
-    </w:p>
-    <w:p>
-      <w:pPr>
-        <w:spacing w:after="240" w:before="240" w:lineRule="auto"/>
-        <w:rPr/>
-      </w:pPr>
-      <w:r>
-        <w:rPr>
-          <w:rtl w:val="0"/>
-        </w:rPr>
-        <w:t xml:space="preserve">Це дозволяє всім персонажам змінювати свою зброю однаковим способом.</w:t>
-      </w:r>
-    </w:p>
-    <w:p>
-      <w:pPr>
-        <w:spacing w:after="240" w:before="240" w:lineRule="auto"/>
-        <w:rPr/>
-      </w:pPr>
-      <w:r>
-        <w:rPr>
-          <w:rtl w:val="0"/>
-        </w:rPr>
-        <w:t xml:space="preserve">Приклад:</w:t>
-      </w:r>
-    </w:p>
-    <w:p>
-      <w:pPr>
-        <w:spacing w:after="240" w:before="240" w:lineRule="auto"/>
-        <w:ind w:left="0" w:firstLine="0"/>
-        <w:rPr>
-          <w:rFonts w:ascii="Consolas" w:cs="Consolas" w:eastAsia="Consolas" w:hAnsi="Consolas"/>
-          <w:sz w:val="24"/>
-          <w:szCs w:val="24"/>
-        </w:rPr>
-      </w:pPr>
-      <w:r>
-        <w:rPr>
-          <w:rFonts w:ascii="Consolas" w:cs="Consolas" w:eastAsia="Consolas" w:hAnsi="Consolas"/>
-          <w:sz w:val="24"/>
-          <w:szCs w:val="24"/>
-          <w:rtl w:val="0"/>
-        </w:rPr>
-        <w:t xml:space="preserve">public void setWeapon(IWeaponBehavior weapon)</w:t>
-      </w:r>
-    </w:p>
-    <w:p>
-      <w:pPr>
-        <w:spacing w:after="240" w:before="240" w:lineRule="auto"/>
-        <w:ind w:left="0" w:firstLine="0"/>
-        <w:rPr>
-          <w:rFonts w:ascii="Consolas" w:cs="Consolas" w:eastAsia="Consolas" w:hAnsi="Consolas"/>
-          <w:sz w:val="24"/>
-          <w:szCs w:val="24"/>
-        </w:rPr>
-      </w:pPr>
-      <w:r>
-        <w:rPr>
-          <w:rFonts w:ascii="Consolas" w:cs="Consolas" w:eastAsia="Consolas" w:hAnsi="Consolas"/>
-          <w:sz w:val="24"/>
-          <w:szCs w:val="24"/>
-          <w:rtl w:val="0"/>
-        </w:rPr>
-        <w:t xml:space="preserve">{</w:t>
-      </w:r>
-    </w:p>
-    <w:p>
-      <w:pPr>
-        <w:spacing w:after="240" w:before="240" w:lineRule="auto"/>
-        <w:ind w:left="0" w:firstLine="0"/>
-        <w:rPr>
-          <w:rFonts w:ascii="Consolas" w:cs="Consolas" w:eastAsia="Consolas" w:hAnsi="Consolas"/>
-          <w:sz w:val="24"/>
-          <w:szCs w:val="24"/>
-        </w:rPr>
-      </w:pPr>
-      <w:r>
-        <w:rPr>
-          <w:rFonts w:ascii="Consolas" w:cs="Consolas" w:eastAsia="Consolas" w:hAnsi="Consolas"/>
-          <w:sz w:val="24"/>
-          <w:szCs w:val="24"/>
-          <w:rtl w:val="0"/>
-        </w:rPr>
-        <w:t xml:space="preserve">    this.weapon = weapon;</w:t>
-      </w:r>
-    </w:p>
-    <w:p>
-      <w:pPr>
-        <w:spacing w:after="240" w:before="240" w:lineRule="auto"/>
-        <w:rPr>
-          <w:rFonts w:ascii="Consolas" w:cs="Consolas" w:eastAsia="Consolas" w:hAnsi="Consolas"/>
-          <w:sz w:val="24"/>
-          <w:szCs w:val="24"/>
-        </w:rPr>
-      </w:pPr>
-      <w:r>
-        <w:rPr>
-          <w:rFonts w:ascii="Consolas" w:cs="Consolas" w:eastAsia="Consolas" w:hAnsi="Consolas"/>
-          <w:sz w:val="24"/>
-          <w:szCs w:val="24"/>
-          <w:rtl w:val="0"/>
-        </w:rPr>
-        <w:t xml:space="preserve">}</w:t>
-      </w:r>
-    </w:p>
-    <w:p>
-      <w:pPr>
-        <w:spacing w:after="240" w:before="240" w:lineRule="auto"/>
-        <w:rPr/>
-      </w:pPr>
-      <w:r>
-        <w:rPr>
-          <w:rtl w:val="0"/>
-        </w:rPr>
-        <w:t xml:space="preserve">За допомогою цього методу можна під час гри передати персонажу інший об'єкт зброї, після чого його поведінка зміниться.</w:t>
-      </w:r>
-    </w:p>
-    <w:p>
-      <w:pPr>
-        <w:spacing w:after="240" w:before="240" w:lineRule="auto"/>
-        <w:rPr/>
-      </w:pPr>
-      <w:r>
-        <w:rPr>
-          <w:rtl w:val="0"/>
-        </w:rPr>
-        <w:t xml:space="preserve">Наприклад:</w:t>
-      </w:r>
-    </w:p>
-    <w:p>
-      <w:pPr>
-        <w:spacing w:after="240" w:before="240" w:lineRule="auto"/>
-        <w:rPr>
-          <w:rFonts w:ascii="Consolas" w:cs="Consolas" w:eastAsia="Consolas" w:hAnsi="Consolas"/>
-          <w:sz w:val="24"/>
-          <w:szCs w:val="24"/>
-        </w:rPr>
-      </w:pPr>
-      <w:r>
-        <w:rPr>
-          <w:rFonts w:ascii="Consolas" w:cs="Consolas" w:eastAsia="Consolas" w:hAnsi="Consolas"/>
-          <w:sz w:val="24"/>
-          <w:szCs w:val="24"/>
-          <w:rtl w:val="0"/>
-        </w:rPr>
-        <w:t xml:space="preserve">knight.setWeapon(new BowBehavior());</w:t>
-      </w:r>
-    </w:p>
-    <w:p>
-      <w:pPr>
-        <w:spacing w:after="240" w:before="240" w:lineRule="auto"/>
-        <w:rPr/>
-      </w:pPr>
-      <w:r>
-        <w:rPr>
-          <w:rtl w:val="0"/>
-        </w:rPr>
-        <w:t xml:space="preserve">Після виконання цієї команди лицар замість меча буде використовувати лук.</w:t>
-      </w:r>
-    </w:p>
-    <w:p>
-      <w:pPr>
-        <w:spacing w:after="240" w:before="240" w:lineRule="auto"/>
-        <w:ind w:left="0" w:firstLine="0"/>
-        <w:rPr/>
-      </w:pPr>
-      <w:r>
-        <w:rPr>
-          <w:rtl w:val="0"/>
-        </w:rPr>
-      </w:r>
-    </w:p>
-    <w:p>
-      <w:pPr>
-        <w:spacing w:after="240" w:before="240" w:lineRule="auto"/>
-        <w:ind w:left="0" w:firstLine="0"/>
-        <w:rPr/>
-      </w:pPr>
-      <w:r>
-        <w:rPr>
-          <w:rtl w:val="0"/>
-        </w:rPr>
       </w:r>
     </w:p>
     <w:p>
@@ -2105,66 +1801,6 @@
     </w:p>
     <w:p>
       <w:pPr>
-        <w:spacing w:after="240" w:lineRule="auto"/>
-        <w:rPr>
-          <w:rFonts w:ascii="Times New Roman" w:cs="Times New Roman" w:eastAsia="Times New Roman" w:hAnsi="Times New Roman"/>
-          <w:sz w:val="28"/>
-          <w:szCs w:val="28"/>
-        </w:rPr>
-      </w:pPr>
-      <w:r>
-        <w:rPr>
-          <w:rtl w:val="0"/>
-        </w:rPr>
-      </w:r>
-    </w:p>
-    <w:p>
-      <w:pPr>
-        <w:spacing w:after="240" w:lineRule="auto"/>
-        <w:rPr>
-          <w:rFonts w:ascii="Times New Roman" w:cs="Times New Roman" w:eastAsia="Times New Roman" w:hAnsi="Times New Roman"/>
-          <w:sz w:val="28"/>
-          <w:szCs w:val="28"/>
-        </w:rPr>
-      </w:pPr>
-      <w:r>
-        <w:rPr>
-          <w:rtl w:val="0"/>
-        </w:rPr>
-      </w:r>
-    </w:p>
-    <w:p>
-      <w:pPr>
-        <w:spacing w:after="240" w:lineRule="auto"/>
-        <w:rPr>
-          <w:rFonts w:ascii="Times New Roman" w:cs="Times New Roman" w:eastAsia="Times New Roman" w:hAnsi="Times New Roman"/>
-          <w:sz w:val="28"/>
-          <w:szCs w:val="28"/>
-        </w:rPr>
-      </w:pPr>
-      <w:r>
-        <w:rPr>
-          <w:rtl w:val="0"/>
-        </w:rPr>
-      </w:r>
-    </w:p>
-    <w:p>
-      <w:pPr>
-        <w:spacing w:after="240" w:before="0" w:lineRule="auto"/>
-        <w:rPr>
-          <w:rFonts w:ascii="Times New Roman" w:cs="Times New Roman" w:eastAsia="Times New Roman" w:hAnsi="Times New Roman"/>
-          <w:sz w:val="28"/>
-          <w:szCs w:val="28"/>
-        </w:rPr>
-      </w:pPr>
-      <w:r>
-        <w:rPr>
-          <w:rtl w:val="0"/>
-        </w:rPr>
-      </w:r>
-    </w:p>
-    <w:p>
-      <w:pPr>
         <w:spacing w:after="0" w:lineRule="auto"/>
         <w:rPr/>
       </w:pPr>
@@ -2172,6 +1808,17 @@
         <w:rPr>
           <w:rtl w:val="0"/>
         </w:rPr>
+      </w:r>
+    </w:p>
+    <w:p>
+      <w:pPr>
+        <w:spacing w:after="0" w:lineRule="auto"/>
+        <w:rPr/>
+      </w:pPr>
+      <w:r>
+        <w:rPr>
+          <w:rtl w:val="0"/>
+        </w:rPr>
         <w:t xml:space="preserve">5. Код програми:</w:t>
       </w:r>
     </w:p>
@@ -4805,23 +4452,6 @@
         <w:spacing w:after="0" w:before="0" w:line="325.71428571428567" w:lineRule="auto"/>
         <w:rPr>
           <w:rFonts w:ascii="Consolas" w:cs="Consolas" w:eastAsia="Consolas" w:hAnsi="Consolas"/>
-          <w:color w:val="d4d4d4"/>
-          <w:sz w:val="19"/>
-          <w:szCs w:val="19"/>
-        </w:rPr>
-      </w:pPr>
-      <w:r>
-        <w:rPr>
-          <w:rtl w:val="0"/>
-        </w:rPr>
-      </w:r>
-    </w:p>
-    <w:p>
-      <w:pPr>
-        <w:shd w:fill="1e1e1e" w:val="clear"/>
-        <w:spacing w:after="0" w:before="0" w:line="325.71428571428567" w:lineRule="auto"/>
-        <w:rPr>
-          <w:rFonts w:ascii="Consolas" w:cs="Consolas" w:eastAsia="Consolas" w:hAnsi="Consolas"/>
           <w:color w:val="6a9955"/>
           <w:sz w:val="19"/>
           <w:szCs w:val="19"/>
@@ -6513,7 +6143,7 @@
         <w:spacing w:after="0" w:before="0" w:line="325.71428571428567" w:lineRule="auto"/>
         <w:rPr>
           <w:rFonts w:ascii="Consolas" w:cs="Consolas" w:eastAsia="Consolas" w:hAnsi="Consolas"/>
-          <w:color w:val="d4d4d4"/>
+          <w:color w:val="569cd6"/>
           <w:sz w:val="19"/>
           <w:szCs w:val="19"/>
         </w:rPr>
@@ -6528,18 +6158,6 @@
         </w:rPr>
         <w:t xml:space="preserve">}</w:t>
       </w:r>
-    </w:p>
-    <w:p>
-      <w:pPr>
-        <w:shd w:fill="1e1e1e" w:val="clear"/>
-        <w:spacing w:after="0" w:before="0" w:line="325.71428571428567" w:lineRule="auto"/>
-        <w:rPr>
-          <w:rFonts w:ascii="Consolas" w:cs="Consolas" w:eastAsia="Consolas" w:hAnsi="Consolas"/>
-          <w:color w:val="d4d4d4"/>
-          <w:sz w:val="19"/>
-          <w:szCs w:val="19"/>
-        </w:rPr>
-      </w:pPr>
       <w:r>
         <w:rPr>
           <w:rtl w:val="0"/>
@@ -7764,12 +7382,7 @@
       <w:pPr>
         <w:shd w:fill="1e1e1e" w:val="clear"/>
         <w:spacing w:after="0" w:before="0" w:line="325.71428571428567" w:lineRule="auto"/>
-        <w:rPr>
-          <w:rFonts w:ascii="Consolas" w:cs="Consolas" w:eastAsia="Consolas" w:hAnsi="Consolas"/>
-          <w:color w:val="d4d4d4"/>
-          <w:sz w:val="19"/>
-          <w:szCs w:val="19"/>
-        </w:rPr>
+        <w:rPr/>
       </w:pPr>
       <w:r>
         <w:rPr>
@@ -7781,12 +7394,6 @@
         </w:rPr>
         <w:t xml:space="preserve">}</w:t>
       </w:r>
-    </w:p>
-    <w:p>
-      <w:pPr>
-        <w:spacing w:after="240" w:lineRule="auto"/>
-        <w:rPr/>
-      </w:pPr>
       <w:r>
         <w:rPr>
           <w:rtl w:val="0"/>
@@ -7866,7 +7473,7 @@
     </w:p>
     <w:p>
       <w:pPr>
-        <w:spacing w:after="200" w:before="0" w:line="276" w:lineRule="auto"/>
+        <w:spacing w:after="200" w:before="0" w:line="360" w:lineRule="auto"/>
         <w:rPr/>
       </w:pPr>
       <w:r>
@@ -7896,7 +7503,7 @@
     </w:p>
     <w:p>
       <w:pPr>
-        <w:spacing w:after="200" w:before="0" w:line="276" w:lineRule="auto"/>
+        <w:spacing w:after="200" w:before="0" w:line="360" w:lineRule="auto"/>
         <w:rPr/>
       </w:pPr>
       <w:r>
@@ -7944,7 +7551,7 @@
     </w:p>
     <w:p>
       <w:pPr>
-        <w:spacing w:after="200" w:before="0" w:line="276" w:lineRule="auto"/>
+        <w:spacing w:after="200" w:before="0" w:line="360" w:lineRule="auto"/>
         <w:rPr/>
       </w:pPr>
       <w:r>
@@ -7956,41 +7563,7 @@
     </w:p>
     <w:p>
       <w:pPr>
-        <w:spacing w:after="200" w:before="0" w:line="276" w:lineRule="auto"/>
-        <w:rPr/>
-      </w:pPr>
-      <w:r>
-        <w:rPr>
-          <w:rtl w:val="0"/>
-        </w:rPr>
-        <w:t xml:space="preserve">Отже, поставлене завдання виконано, а отримана структура програми відповідає принципам паттерна «</w:t>
-      </w:r>
-      <w:r>
-        <w:rPr>
-          <w:rtl w:val="0"/>
-        </w:rPr>
-        <w:t xml:space="preserve">Стратегія</w:t>
-      </w:r>
-      <w:r>
-        <w:rPr>
-          <w:rtl w:val="0"/>
-        </w:rPr>
-        <w:t xml:space="preserve">».</w:t>
-      </w:r>
-    </w:p>
-    <w:p>
-      <w:pPr>
-        <w:spacing w:after="200" w:before="0" w:line="276" w:lineRule="auto"/>
-        <w:rPr/>
-      </w:pPr>
-      <w:r>
-        <w:rPr>
-          <w:rtl w:val="0"/>
-        </w:rPr>
-      </w:r>
-    </w:p>
-    <w:p>
-      <w:pPr>
+        <w:spacing w:after="200" w:before="0" w:line="360" w:lineRule="auto"/>
         <w:rPr>
           <w:rFonts w:ascii="Times New Roman" w:cs="Times New Roman" w:eastAsia="Times New Roman" w:hAnsi="Times New Roman"/>
           <w:sz w:val="28"/>
@@ -8001,622 +7574,20 @@
         <w:rPr>
           <w:rtl w:val="0"/>
         </w:rPr>
-      </w:r>
-    </w:p>
-    <w:p>
-      <w:pPr>
-        <w:rPr>
-          <w:rFonts w:ascii="Times New Roman" w:cs="Times New Roman" w:eastAsia="Times New Roman" w:hAnsi="Times New Roman"/>
-          <w:sz w:val="28"/>
-          <w:szCs w:val="28"/>
-        </w:rPr>
-      </w:pPr>
-      <w:r>
-        <w:rPr>
-          <w:rtl w:val="0"/>
-        </w:rPr>
-      </w:r>
-    </w:p>
-    <w:p>
-      <w:pPr>
-        <w:rPr>
-          <w:rFonts w:ascii="Times New Roman" w:cs="Times New Roman" w:eastAsia="Times New Roman" w:hAnsi="Times New Roman"/>
-          <w:sz w:val="28"/>
-          <w:szCs w:val="28"/>
-        </w:rPr>
-      </w:pPr>
-      <w:r>
-        <w:rPr>
-          <w:rtl w:val="0"/>
-        </w:rPr>
-      </w:r>
-    </w:p>
-    <w:p>
-      <w:pPr>
-        <w:rPr>
-          <w:rFonts w:ascii="Times New Roman" w:cs="Times New Roman" w:eastAsia="Times New Roman" w:hAnsi="Times New Roman"/>
-          <w:sz w:val="28"/>
-          <w:szCs w:val="28"/>
-        </w:rPr>
-      </w:pPr>
-      <w:r>
-        <w:rPr>
-          <w:rtl w:val="0"/>
-        </w:rPr>
-      </w:r>
-    </w:p>
-    <w:p>
-      <w:pPr>
-        <w:rPr>
-          <w:rFonts w:ascii="Times New Roman" w:cs="Times New Roman" w:eastAsia="Times New Roman" w:hAnsi="Times New Roman"/>
-          <w:sz w:val="28"/>
-          <w:szCs w:val="28"/>
-        </w:rPr>
-      </w:pPr>
-      <w:r>
-        <w:rPr>
-          <w:rtl w:val="0"/>
-        </w:rPr>
-      </w:r>
-    </w:p>
-    <w:p>
-      <w:pPr>
-        <w:rPr>
-          <w:rFonts w:ascii="Times New Roman" w:cs="Times New Roman" w:eastAsia="Times New Roman" w:hAnsi="Times New Roman"/>
-          <w:sz w:val="28"/>
-          <w:szCs w:val="28"/>
-        </w:rPr>
-      </w:pPr>
-      <w:r>
-        <w:rPr>
-          <w:rtl w:val="0"/>
-        </w:rPr>
-      </w:r>
-    </w:p>
-    <w:p>
-      <w:pPr>
-        <w:rPr>
-          <w:rFonts w:ascii="Times New Roman" w:cs="Times New Roman" w:eastAsia="Times New Roman" w:hAnsi="Times New Roman"/>
-          <w:sz w:val="28"/>
-          <w:szCs w:val="28"/>
-        </w:rPr>
-      </w:pPr>
-      <w:r>
-        <w:rPr>
-          <w:rtl w:val="0"/>
-        </w:rPr>
-      </w:r>
-    </w:p>
-    <w:p>
-      <w:pPr>
-        <w:rPr>
-          <w:rFonts w:ascii="Times New Roman" w:cs="Times New Roman" w:eastAsia="Times New Roman" w:hAnsi="Times New Roman"/>
-          <w:sz w:val="28"/>
-          <w:szCs w:val="28"/>
-        </w:rPr>
-      </w:pPr>
-      <w:r>
-        <w:rPr>
-          <w:rtl w:val="0"/>
-        </w:rPr>
-      </w:r>
-    </w:p>
-    <w:p>
-      <w:pPr>
-        <w:rPr>
-          <w:rFonts w:ascii="Times New Roman" w:cs="Times New Roman" w:eastAsia="Times New Roman" w:hAnsi="Times New Roman"/>
-          <w:sz w:val="28"/>
-          <w:szCs w:val="28"/>
-        </w:rPr>
-      </w:pPr>
-      <w:r>
-        <w:rPr>
-          <w:rtl w:val="0"/>
-        </w:rPr>
-      </w:r>
-    </w:p>
-    <w:p>
-      <w:pPr>
-        <w:rPr>
-          <w:rFonts w:ascii="Times New Roman" w:cs="Times New Roman" w:eastAsia="Times New Roman" w:hAnsi="Times New Roman"/>
-          <w:sz w:val="28"/>
-          <w:szCs w:val="28"/>
-        </w:rPr>
-      </w:pPr>
-      <w:r>
-        <w:rPr>
-          <w:rtl w:val="0"/>
-        </w:rPr>
-      </w:r>
-    </w:p>
-    <w:p>
-      <w:pPr>
-        <w:rPr>
-          <w:rFonts w:ascii="Times New Roman" w:cs="Times New Roman" w:eastAsia="Times New Roman" w:hAnsi="Times New Roman"/>
-          <w:sz w:val="28"/>
-          <w:szCs w:val="28"/>
-        </w:rPr>
-      </w:pPr>
-      <w:r>
-        <w:rPr>
-          <w:rtl w:val="0"/>
-        </w:rPr>
-      </w:r>
-    </w:p>
-    <w:p>
-      <w:pPr>
-        <w:rPr>
-          <w:rFonts w:ascii="Times New Roman" w:cs="Times New Roman" w:eastAsia="Times New Roman" w:hAnsi="Times New Roman"/>
-          <w:sz w:val="28"/>
-          <w:szCs w:val="28"/>
-        </w:rPr>
-      </w:pPr>
-      <w:r>
-        <w:rPr>
-          <w:rtl w:val="0"/>
-        </w:rPr>
-      </w:r>
-    </w:p>
-    <w:p>
-      <w:pPr>
-        <w:rPr>
-          <w:rFonts w:ascii="Times New Roman" w:cs="Times New Roman" w:eastAsia="Times New Roman" w:hAnsi="Times New Roman"/>
-          <w:sz w:val="28"/>
-          <w:szCs w:val="28"/>
-        </w:rPr>
-      </w:pPr>
-      <w:r>
-        <w:rPr>
-          <w:rtl w:val="0"/>
-        </w:rPr>
-      </w:r>
-    </w:p>
-    <w:p>
-      <w:pPr>
-        <w:rPr>
-          <w:rFonts w:ascii="Times New Roman" w:cs="Times New Roman" w:eastAsia="Times New Roman" w:hAnsi="Times New Roman"/>
-          <w:sz w:val="28"/>
-          <w:szCs w:val="28"/>
-        </w:rPr>
-      </w:pPr>
-      <w:r>
-        <w:rPr>
-          <w:rtl w:val="0"/>
-        </w:rPr>
-      </w:r>
-    </w:p>
-    <w:p>
-      <w:pPr>
-        <w:rPr>
-          <w:rFonts w:ascii="Times New Roman" w:cs="Times New Roman" w:eastAsia="Times New Roman" w:hAnsi="Times New Roman"/>
-          <w:sz w:val="28"/>
-          <w:szCs w:val="28"/>
-        </w:rPr>
-      </w:pPr>
-      <w:r>
-        <w:rPr>
-          <w:rtl w:val="0"/>
-        </w:rPr>
-      </w:r>
-    </w:p>
-    <w:p>
-      <w:pPr>
-        <w:rPr>
-          <w:rFonts w:ascii="Times New Roman" w:cs="Times New Roman" w:eastAsia="Times New Roman" w:hAnsi="Times New Roman"/>
-          <w:sz w:val="28"/>
-          <w:szCs w:val="28"/>
-        </w:rPr>
-      </w:pPr>
-      <w:r>
-        <w:rPr>
-          <w:rtl w:val="0"/>
-        </w:rPr>
-      </w:r>
-    </w:p>
-    <w:p>
-      <w:pPr>
-        <w:rPr>
-          <w:rFonts w:ascii="Times New Roman" w:cs="Times New Roman" w:eastAsia="Times New Roman" w:hAnsi="Times New Roman"/>
-          <w:sz w:val="28"/>
-          <w:szCs w:val="28"/>
-        </w:rPr>
-      </w:pPr>
-      <w:r>
-        <w:rPr>
-          <w:rtl w:val="0"/>
-        </w:rPr>
-      </w:r>
-    </w:p>
-    <w:p>
-      <w:pPr>
-        <w:rPr>
-          <w:rFonts w:ascii="Times New Roman" w:cs="Times New Roman" w:eastAsia="Times New Roman" w:hAnsi="Times New Roman"/>
-          <w:sz w:val="28"/>
-          <w:szCs w:val="28"/>
-        </w:rPr>
-      </w:pPr>
-      <w:r>
-        <w:rPr>
-          <w:rtl w:val="0"/>
-        </w:rPr>
-      </w:r>
-    </w:p>
-    <w:p>
-      <w:pPr>
-        <w:rPr>
-          <w:rFonts w:ascii="Times New Roman" w:cs="Times New Roman" w:eastAsia="Times New Roman" w:hAnsi="Times New Roman"/>
-          <w:sz w:val="28"/>
-          <w:szCs w:val="28"/>
-        </w:rPr>
-      </w:pPr>
-      <w:r>
-        <w:rPr>
-          <w:rtl w:val="0"/>
-        </w:rPr>
-      </w:r>
-    </w:p>
-    <w:p>
-      <w:pPr>
-        <w:rPr>
-          <w:rFonts w:ascii="Times New Roman" w:cs="Times New Roman" w:eastAsia="Times New Roman" w:hAnsi="Times New Roman"/>
-          <w:sz w:val="28"/>
-          <w:szCs w:val="28"/>
-        </w:rPr>
-      </w:pPr>
-      <w:r>
-        <w:rPr>
-          <w:rtl w:val="0"/>
-        </w:rPr>
-      </w:r>
-    </w:p>
-    <w:p>
-      <w:pPr>
-        <w:rPr>
-          <w:rFonts w:ascii="Times New Roman" w:cs="Times New Roman" w:eastAsia="Times New Roman" w:hAnsi="Times New Roman"/>
-          <w:sz w:val="28"/>
-          <w:szCs w:val="28"/>
-        </w:rPr>
-      </w:pPr>
-      <w:r>
-        <w:rPr>
-          <w:rtl w:val="0"/>
-        </w:rPr>
-      </w:r>
-    </w:p>
-    <w:p>
-      <w:pPr>
-        <w:rPr>
-          <w:rFonts w:ascii="Times New Roman" w:cs="Times New Roman" w:eastAsia="Times New Roman" w:hAnsi="Times New Roman"/>
-          <w:sz w:val="28"/>
-          <w:szCs w:val="28"/>
-        </w:rPr>
-      </w:pPr>
-      <w:r>
-        <w:rPr>
-          <w:rtl w:val="0"/>
-        </w:rPr>
-      </w:r>
-    </w:p>
-    <w:p>
-      <w:pPr>
-        <w:rPr>
-          <w:rFonts w:ascii="Times New Roman" w:cs="Times New Roman" w:eastAsia="Times New Roman" w:hAnsi="Times New Roman"/>
-          <w:sz w:val="28"/>
-          <w:szCs w:val="28"/>
-        </w:rPr>
-      </w:pPr>
-      <w:r>
-        <w:rPr>
-          <w:rtl w:val="0"/>
-        </w:rPr>
-      </w:r>
-    </w:p>
-    <w:p>
-      <w:pPr>
-        <w:rPr>
-          <w:rFonts w:ascii="Times New Roman" w:cs="Times New Roman" w:eastAsia="Times New Roman" w:hAnsi="Times New Roman"/>
-          <w:sz w:val="28"/>
-          <w:szCs w:val="28"/>
-        </w:rPr>
-      </w:pPr>
-      <w:r>
-        <w:rPr>
-          <w:rtl w:val="0"/>
-        </w:rPr>
-      </w:r>
-    </w:p>
-    <w:p>
-      <w:pPr>
-        <w:rPr>
-          <w:rFonts w:ascii="Times New Roman" w:cs="Times New Roman" w:eastAsia="Times New Roman" w:hAnsi="Times New Roman"/>
-          <w:sz w:val="28"/>
-          <w:szCs w:val="28"/>
-        </w:rPr>
-      </w:pPr>
-      <w:r>
-        <w:rPr>
-          <w:rtl w:val="0"/>
-        </w:rPr>
-      </w:r>
-    </w:p>
-    <w:p>
-      <w:pPr>
-        <w:rPr>
-          <w:rFonts w:ascii="Times New Roman" w:cs="Times New Roman" w:eastAsia="Times New Roman" w:hAnsi="Times New Roman"/>
-          <w:sz w:val="28"/>
-          <w:szCs w:val="28"/>
-        </w:rPr>
-      </w:pPr>
-      <w:r>
-        <w:rPr>
-          <w:rtl w:val="0"/>
-        </w:rPr>
-      </w:r>
-    </w:p>
-    <w:p>
-      <w:pPr>
-        <w:rPr>
-          <w:rFonts w:ascii="Times New Roman" w:cs="Times New Roman" w:eastAsia="Times New Roman" w:hAnsi="Times New Roman"/>
-          <w:sz w:val="28"/>
-          <w:szCs w:val="28"/>
-        </w:rPr>
-      </w:pPr>
-      <w:r>
-        <w:rPr>
-          <w:rtl w:val="0"/>
-        </w:rPr>
-      </w:r>
-    </w:p>
-    <w:p>
-      <w:pPr>
-        <w:rPr>
-          <w:rFonts w:ascii="Times New Roman" w:cs="Times New Roman" w:eastAsia="Times New Roman" w:hAnsi="Times New Roman"/>
-          <w:sz w:val="28"/>
-          <w:szCs w:val="28"/>
-        </w:rPr>
-      </w:pPr>
-      <w:r>
-        <w:rPr>
-          <w:rtl w:val="0"/>
-        </w:rPr>
-      </w:r>
-    </w:p>
-    <w:p>
-      <w:pPr>
-        <w:rPr>
-          <w:rFonts w:ascii="Times New Roman" w:cs="Times New Roman" w:eastAsia="Times New Roman" w:hAnsi="Times New Roman"/>
-          <w:sz w:val="28"/>
-          <w:szCs w:val="28"/>
-        </w:rPr>
-      </w:pPr>
-      <w:r>
-        <w:rPr>
-          <w:rtl w:val="0"/>
-        </w:rPr>
-      </w:r>
-    </w:p>
-    <w:p>
-      <w:pPr>
-        <w:rPr>
-          <w:rFonts w:ascii="Times New Roman" w:cs="Times New Roman" w:eastAsia="Times New Roman" w:hAnsi="Times New Roman"/>
-          <w:sz w:val="28"/>
-          <w:szCs w:val="28"/>
-        </w:rPr>
-      </w:pPr>
-      <w:r>
-        <w:rPr>
-          <w:rtl w:val="0"/>
-        </w:rPr>
-      </w:r>
-    </w:p>
-    <w:p>
-      <w:pPr>
-        <w:ind w:left="720" w:firstLine="0"/>
-        <w:rPr>
-          <w:rFonts w:ascii="Times New Roman" w:cs="Times New Roman" w:eastAsia="Times New Roman" w:hAnsi="Times New Roman"/>
-          <w:sz w:val="28"/>
-          <w:szCs w:val="28"/>
-        </w:rPr>
-      </w:pPr>
-      <w:r>
-        <w:rPr>
-          <w:rtl w:val="0"/>
-        </w:rPr>
-      </w:r>
-    </w:p>
-    <w:p>
-      <w:pPr>
-        <w:rPr>
-          <w:rFonts w:ascii="Times New Roman" w:cs="Times New Roman" w:eastAsia="Times New Roman" w:hAnsi="Times New Roman"/>
-          <w:sz w:val="28"/>
-          <w:szCs w:val="28"/>
-        </w:rPr>
-      </w:pPr>
-      <w:r>
-        <w:rPr>
-          <w:rtl w:val="0"/>
-        </w:rPr>
-      </w:r>
-    </w:p>
-    <w:p>
-      <w:pPr>
-        <w:rPr>
-          <w:rFonts w:ascii="Times New Roman" w:cs="Times New Roman" w:eastAsia="Times New Roman" w:hAnsi="Times New Roman"/>
-          <w:sz w:val="28"/>
-          <w:szCs w:val="28"/>
-        </w:rPr>
-      </w:pPr>
-      <w:r>
-        <w:rPr>
-          <w:rtl w:val="0"/>
-        </w:rPr>
-      </w:r>
-    </w:p>
-    <w:p>
-      <w:pPr>
-        <w:rPr>
-          <w:rFonts w:ascii="Times New Roman" w:cs="Times New Roman" w:eastAsia="Times New Roman" w:hAnsi="Times New Roman"/>
-          <w:sz w:val="28"/>
-          <w:szCs w:val="28"/>
-        </w:rPr>
-      </w:pPr>
-      <w:r>
-        <w:rPr>
-          <w:rtl w:val="0"/>
-        </w:rPr>
-      </w:r>
-    </w:p>
-    <w:p>
-      <w:pPr>
-        <w:rPr>
-          <w:rFonts w:ascii="Times New Roman" w:cs="Times New Roman" w:eastAsia="Times New Roman" w:hAnsi="Times New Roman"/>
-          <w:sz w:val="28"/>
-          <w:szCs w:val="28"/>
-        </w:rPr>
-      </w:pPr>
-      <w:r>
-        <w:rPr>
-          <w:rtl w:val="0"/>
-        </w:rPr>
-      </w:r>
-    </w:p>
-    <w:p>
-      <w:pPr>
-        <w:rPr>
-          <w:rFonts w:ascii="Times New Roman" w:cs="Times New Roman" w:eastAsia="Times New Roman" w:hAnsi="Times New Roman"/>
-          <w:sz w:val="28"/>
-          <w:szCs w:val="28"/>
-        </w:rPr>
-      </w:pPr>
-      <w:r>
-        <w:rPr>
-          <w:rtl w:val="0"/>
-        </w:rPr>
-      </w:r>
-    </w:p>
-    <w:p>
-      <w:pPr>
-        <w:rPr>
-          <w:rFonts w:ascii="Times New Roman" w:cs="Times New Roman" w:eastAsia="Times New Roman" w:hAnsi="Times New Roman"/>
-          <w:sz w:val="28"/>
-          <w:szCs w:val="28"/>
-        </w:rPr>
-      </w:pPr>
-      <w:r>
-        <w:rPr>
-          <w:rtl w:val="0"/>
-        </w:rPr>
-      </w:r>
-    </w:p>
-    <w:p>
-      <w:pPr>
-        <w:rPr>
-          <w:rFonts w:ascii="Times New Roman" w:cs="Times New Roman" w:eastAsia="Times New Roman" w:hAnsi="Times New Roman"/>
-          <w:sz w:val="28"/>
-          <w:szCs w:val="28"/>
-        </w:rPr>
-      </w:pPr>
-      <w:r>
-        <w:rPr>
-          <w:rtl w:val="0"/>
-        </w:rPr>
-      </w:r>
-    </w:p>
-    <w:p>
-      <w:pPr>
-        <w:rPr>
-          <w:rFonts w:ascii="Times New Roman" w:cs="Times New Roman" w:eastAsia="Times New Roman" w:hAnsi="Times New Roman"/>
-          <w:sz w:val="28"/>
-          <w:szCs w:val="28"/>
-        </w:rPr>
-      </w:pPr>
-      <w:r>
-        <w:rPr>
-          <w:rtl w:val="0"/>
-        </w:rPr>
-      </w:r>
-    </w:p>
-    <w:p>
-      <w:pPr>
-        <w:rPr>
-          <w:rFonts w:ascii="Times New Roman" w:cs="Times New Roman" w:eastAsia="Times New Roman" w:hAnsi="Times New Roman"/>
-          <w:sz w:val="28"/>
-          <w:szCs w:val="28"/>
-        </w:rPr>
-      </w:pPr>
-      <w:r>
-        <w:rPr>
-          <w:rtl w:val="0"/>
-        </w:rPr>
-      </w:r>
-    </w:p>
-    <w:p>
-      <w:pPr>
-        <w:rPr>
-          <w:rFonts w:ascii="Times New Roman" w:cs="Times New Roman" w:eastAsia="Times New Roman" w:hAnsi="Times New Roman"/>
-          <w:sz w:val="28"/>
-          <w:szCs w:val="28"/>
-        </w:rPr>
-      </w:pPr>
-      <w:r>
-        <w:rPr>
-          <w:rtl w:val="0"/>
-        </w:rPr>
-      </w:r>
-    </w:p>
-    <w:p>
-      <w:pPr>
-        <w:rPr>
-          <w:rFonts w:ascii="Times New Roman" w:cs="Times New Roman" w:eastAsia="Times New Roman" w:hAnsi="Times New Roman"/>
-          <w:sz w:val="28"/>
-          <w:szCs w:val="28"/>
-        </w:rPr>
-      </w:pPr>
-      <w:r>
-        <w:rPr>
-          <w:rFonts w:ascii="Times New Roman" w:cs="Times New Roman" w:eastAsia="Times New Roman" w:hAnsi="Times New Roman"/>
-          <w:sz w:val="28"/>
-          <w:szCs w:val="28"/>
-          <w:rtl w:val="0"/>
-        </w:rPr>
-        <w:t xml:space="preserve">Висновок:</w:t>
-      </w:r>
-      <w:r>
-        <w:rPr>
-          <w:rFonts w:ascii="Times New Roman" w:cs="Times New Roman" w:eastAsia="Times New Roman" w:hAnsi="Times New Roman"/>
-          <w:sz w:val="28"/>
-          <w:szCs w:val="28"/>
-          <w:rtl w:val="0"/>
-        </w:rPr>
-        <w:t xml:space="preserve"> Паттерн «Стратегія» — це зручний спосіб організувати різні алгоритми, які можна легко змінювати у програмі. Під час розробки системи сортування було доведено, що використання цього патерна дозволяє легко розширювати функціонал (додавати нові види сортування), не змінюючи при цьому вже існуючий базовий код класу </w:t>
-      </w:r>
-      <w:r>
-        <w:rPr>
-          <w:rFonts w:ascii="Times New Roman" w:cs="Times New Roman" w:eastAsia="Times New Roman" w:hAnsi="Times New Roman"/>
-          <w:sz w:val="28"/>
-          <w:szCs w:val="28"/>
-          <w:rtl w:val="0"/>
-        </w:rPr>
-        <w:t xml:space="preserve">Sorter</w:t>
-      </w:r>
-      <w:r>
-        <w:rPr>
-          <w:rFonts w:ascii="Times New Roman" w:cs="Times New Roman" w:eastAsia="Times New Roman" w:hAnsi="Times New Roman"/>
-          <w:sz w:val="28"/>
-          <w:szCs w:val="28"/>
-          <w:rtl w:val="0"/>
-        </w:rPr>
-        <w:t xml:space="preserve">. </w:t>
-      </w:r>
-    </w:p>
-    <w:p>
-      <w:pPr>
-        <w:rPr>
-          <w:rFonts w:ascii="Times New Roman" w:cs="Times New Roman" w:eastAsia="Times New Roman" w:hAnsi="Times New Roman"/>
-          <w:sz w:val="28"/>
-          <w:szCs w:val="28"/>
-        </w:rPr>
-      </w:pPr>
+        <w:t xml:space="preserve">Отже, поставлене завдання виконано, а отримана структура програми відповідає принципам паттерна «</w:t>
+      </w:r>
+      <w:r>
+        <w:rPr>
+          <w:rtl w:val="0"/>
+        </w:rPr>
+        <w:t xml:space="preserve">Стратегія</w:t>
+      </w:r>
+      <w:r>
+        <w:rPr>
+          <w:rtl w:val="0"/>
+        </w:rPr>
+        <w:t xml:space="preserve">».</w:t>
+      </w:r>
       <w:r>
         <w:rPr>
           <w:rtl w:val="0"/>
@@ -8625,7 +7596,7 @@
     </w:p>
     <w:sectPr>
       <w:pgSz w:h="16834" w:w="11909" w:orient="portrait"/>
-      <w:pgMar w:bottom="967.9133858267733" w:top="566.9291338582677" w:left="1440" w:right="1440" w:header="720" w:footer="720"/>
+      <w:pgMar w:bottom="1248.3070866141725" w:top="1133.8582677165355" w:left="1700.7874015748032" w:right="832.2047244094489" w:header="720" w:footer="720"/>
       <w:pgNumType w:start="1"/>
     </w:sectPr>
   </w:body>

--- a/ПР_1.docx
+++ b/ПР_1.docx
@@ -1192,12 +1192,12 @@
           <wp:inline distB="114300" distT="114300" distL="114300" distR="114300">
             <wp:extent cx="6062690" cy="3051487"/>
             <wp:effectExtent b="0" l="0" r="0" t="0"/>
-            <wp:docPr id="2" name="image1.png"/>
+            <wp:docPr id="2" name="image2.png"/>
             <a:graphic>
               <a:graphicData uri="http://schemas.openxmlformats.org/drawingml/2006/picture">
                 <pic:pic>
                   <pic:nvPicPr>
-                    <pic:cNvPr id="0" name="image1.png"/>
+                    <pic:cNvPr id="0" name="image2.png"/>
                     <pic:cNvPicPr preferRelativeResize="0"/>
                   </pic:nvPicPr>
                   <pic:blipFill>
@@ -7436,12 +7436,12 @@
           <wp:inline distB="114300" distT="114300" distL="114300" distR="114300">
             <wp:extent cx="2586038" cy="1438275"/>
             <wp:effectExtent b="0" l="0" r="0" t="0"/>
-            <wp:docPr id="1" name="image2.png"/>
+            <wp:docPr id="1" name="image1.png"/>
             <a:graphic>
               <a:graphicData uri="http://schemas.openxmlformats.org/drawingml/2006/picture">
                 <pic:pic>
                   <pic:nvPicPr>
-                    <pic:cNvPr id="0" name="image2.png"/>
+                    <pic:cNvPr id="0" name="image1.png"/>
                     <pic:cNvPicPr preferRelativeResize="0"/>
                   </pic:nvPicPr>
                   <pic:blipFill>
@@ -7504,6 +7504,7 @@
     <w:p>
       <w:pPr>
         <w:spacing w:after="200" w:before="0" w:line="360" w:lineRule="auto"/>
+        <w:ind w:firstLine="708.6614173228347"/>
         <w:rPr/>
       </w:pPr>
       <w:r>
@@ -7552,6 +7553,7 @@
     <w:p>
       <w:pPr>
         <w:spacing w:after="200" w:before="0" w:line="360" w:lineRule="auto"/>
+        <w:ind w:firstLine="708.6614173228347"/>
         <w:rPr/>
       </w:pPr>
       <w:r>
@@ -7564,6 +7566,7 @@
     <w:p>
       <w:pPr>
         <w:spacing w:after="200" w:before="0" w:line="360" w:lineRule="auto"/>
+        <w:ind w:firstLine="708.6614173228347"/>
         <w:rPr>
           <w:rFonts w:ascii="Times New Roman" w:cs="Times New Roman" w:eastAsia="Times New Roman" w:hAnsi="Times New Roman"/>
           <w:sz w:val="28"/>
